--- a/p10_japan/submission/apjm_package/01_manuscript_blinded.docx
+++ b/p10_japan/submission/apjm_package/01_manuscript_blinded.docx
@@ -2,13 +2,13 @@
 <file path=word/document.xml><?xml version="1.0" encoding="utf-8"?>
 <w:document xmlns:w="http://schemas.openxmlformats.org/wordprocessingml/2006/main" xmlns:m="http://schemas.openxmlformats.org/officeDocument/2006/math" xmlns:r="http://schemas.openxmlformats.org/officeDocument/2006/relationships" xmlns:o="urn:schemas-microsoft-com:office:office" xmlns:v="urn:schemas-microsoft-com:vml" xmlns:w10="urn:schemas-microsoft-com:office:word" xmlns:a="http://schemas.openxmlformats.org/drawingml/2006/main" xmlns:pic="http://schemas.openxmlformats.org/drawingml/2006/picture" xmlns:wp="http://schemas.openxmlformats.org/drawingml/2006/wordprocessingDrawing">
   <w:body>
-    <w:bookmarkStart w:id="45" w:name="X9ce5bbd905343601642ad7fa420f5abf549f0eb"/>
+    <w:bookmarkStart w:id="52" w:name="X9ce5bbd905343601642ad7fa420f5abf549f0eb"/>
     <w:p>
       <w:pPr>
         <w:pStyle w:val="Heading1"/>
       </w:pPr>
       <w:r>
-        <w:t xml:space="preserve">At the Upper Bound of the Institutional Gradient: Internationalization, Capabilities, and Firm Performance in Japan’s Inaugural World Bank Enterprise Survey</w:t>
+        <w:t xml:space="preserve">At the Upper Bound of the Institutional Gradient: Internationalization, Capabilities, and Firm Performance in Japan's Inaugural World Bank Enterprise Survey</w:t>
       </w:r>
     </w:p>
     <w:p>
@@ -160,7 +160,7 @@
         <w:pStyle w:val="BodyText"/>
       </w:pPr>
       <w:r>
-        <w:t xml:space="preserve">This is the first firm-level I–P estimate for Japan on the WBES instrument and the first test of the upper-bound prediction of an institution-contingent I–P framework using an economy’s inaugural survey wave. The flattening of the curve at the strongest-institution regime mirrors independent evidence from Singapore and completes a three-zone pattern, inverted-U in transition regimes, near-linearity at the top, dissolution at the bottom, documented across 50 Asian and Pacific economies.</w:t>
+        <w:t xml:space="preserve">This is the first firm-level I–P estimate for Japan on the WBES instrument and the first test of the upper-bound prediction of an institution-contingent I–P framework using an economy's inaugural survey wave. The flattening of the curve at the strongest-institution regime mirrors independent evidence from Singapore and completes a three-zone pattern, inverted-U in transition regimes, near-linearity at the top, dissolution at the bottom, documented across 50 Asian and Pacific economies.</w:t>
       </w:r>
     </w:p>
     <w:p>
@@ -189,7 +189,7 @@
       </w:r>
     </w:p>
     <w:bookmarkEnd w:id="20"/>
-    <w:bookmarkStart w:id="21" w:name="introduction"/>
+    <w:bookmarkStart w:id="21" w:name="Xe3d0fc0bea9a42ce7605565d0964033d7f6ee47"/>
     <w:p>
       <w:pPr>
         <w:pStyle w:val="Heading2"/>
@@ -203,41 +203,23 @@
         <w:pStyle w:val="FirstParagraph"/>
       </w:pPr>
       <w:r>
-        <w:t xml:space="preserve">The relationship between internationalization and firm performance (I–P) is among the most intensively studied questions in international business, and among the least settled (Bausch &amp; Krist, 2007; Kirca et al., 2012; Marano et al., 2016). Decades of research have produced positive, negative, U-shaped, inverted-U-shaped, and S-shaped findings, a dispersion that meta-analyses attribute less to measurement noise than to genuine heterogeneity in the conditions under which firms internationalize (Bausch &amp; Krist, 2007; Marano et al., 2016). A productive way to read that heterogeneity is institutional: the shape of the I–P curve is not universal but conditional on the regime in which the firm operates. In transition economies, where the institutional infrastructure of cross-border trade is still maturing, coordination costs mount quickly with foreign exposure and the relationship is inverted-U with an intermediate turning point (Lu &amp; Beamish, 2001, 2004; Contractor et al., 2003). In the most advanced institutional contexts, by contrast, the descending limb is pushed outward and the relationship within the observable range is closer to linear. The upper bound of this institutional gradient, however, has been remarkably difficult to test on comparable data, for a prosaic reason: the world’s most advanced large economies were absent from the World Bank Enterprise Surveys (WBES), the only firm-level instrument harmonised across more than 150 economies.</w:t>
-      </w:r>
-    </w:p>
-    <w:p>
-      <w:pPr>
-        <w:pStyle w:val="BodyText"/>
-      </w:pPr>
-      <w:r>
-        <w:t xml:space="preserve">This absence is more than an inconvenience. It is an irony at the heart of the literature. The canonical demonstration of the inverted-U, Lu and Beamish’s (2001, 2004) work on the geographic-scope–performance curve, was built on Japanese firms. The horizontal-axis</w:t>
-      </w:r>
-      <w:r>
-        <w:t xml:space="preserve"> </w:t>
-      </w:r>
-      <w:r>
-        <w:t xml:space="preserve">“</w:t>
-      </w:r>
-      <w:r>
-        <w:t xml:space="preserve">S-curve</w:t>
-      </w:r>
-      <w:r>
-        <w:t xml:space="preserve">”</w:t>
-      </w:r>
-      <w:r>
-        <w:t xml:space="preserve"> </w:t>
-      </w:r>
-      <w:r>
-        <w:t xml:space="preserve">and its intermediate optimum entered the field’s vocabulary through evidence on Japanese small and medium enterprises and Japanese multinationals expanding abroad. Yet in the harmonised, cross-economy data that the field now uses to benchmark the I–P relationship, Japan itself was a blank. Researchers could position Vietnam, China, India, or the Pacific island economies on a common instrument, but not the very economy on which the foundational curve was first drawn.</w:t>
-      </w:r>
-    </w:p>
-    <w:p>
-      <w:pPr>
-        <w:pStyle w:val="BodyText"/>
-      </w:pPr>
-      <w:r>
-        <w:t xml:space="preserve">Japan’s entry into the WBES in 2025, the first time the programme has surveyed the world’s fourth-largest economy, closes that gap. The inaugural wave (N = 2,168 establishments, stratified by sector, size, and region) makes it possible, for the first time, to estimate the I–P relationship for Japan on exactly the same instrument, with exactly the same variable definitions, as fifty other Asian and Pacific economies. The opportunity is unusual: a clean cross-section on a frontier economy, free of the panel attrition and questionnaire-revision artefacts that complicate within-country time series, observed on an instrument whose comparability is its defining virtue.</w:t>
+        <w:t xml:space="preserve">The relationship between internationalization and firm performance (I–P) is among the most intensively studied questions in international business, and among the least settled (Bausch &amp; Krist, 2007; Kirca et al., 2012; Marano et al., 2016). Decades of research have produced positive, negative, U-shaped, inverted-U-shaped, and S-shaped findings, a dispersion that meta-analyses attribute less to measurement noise than to genuine heterogeneity in the conditions under which firms internationalize (Bausch &amp; Krist, 2007; Marano et al., 2016). A productive way to read that heterogeneity is institutional: the shape of the I–P curve is not universal but conditional on the regime in which the firm operates. In transition economies, where the institutional infrastructure of cross-border trade is still maturing, coordination costs mount quickly with foreign exposure and the relationship is inverted-U with an intermediate turning point (Lu &amp; Beamish, 2001, 2004; Contractor et al., 2003). In the most advanced institutional contexts, by contrast, the descending limb is pushed outward and the relationship within the observable range is closer to linear. The upper bound of this institutional gradient, however, has been remarkably difficult to test on comparable data, for a prosaic reason: the world's most advanced large economies were absent from the World Bank Enterprise Surveys (WBES), the only firm-level instrument harmonised across more than 150 economies.</w:t>
+      </w:r>
+    </w:p>
+    <w:p>
+      <w:pPr>
+        <w:pStyle w:val="BodyText"/>
+      </w:pPr>
+      <w:r>
+        <w:t xml:space="preserve">This absence is more than an inconvenience. It is an irony at the heart of the literature. The canonical demonstration of the inverted-U, Lu and Beamish's (2001, 2004) work on the geographic-scope–performance curve, was built on Japanese firms. The horizontal-axis "S-curve" and its intermediate optimum entered the field's vocabulary through evidence on Japanese small and medium enterprises and Japanese multinationals expanding abroad. Yet in the harmonised, cross-economy data that the field now uses to benchmark the I–P relationship, Japan itself was a blank. Researchers could position Vietnam, China, India, or the Pacific island economies on a common instrument, but not the very economy on which the foundational curve was first drawn.</w:t>
+      </w:r>
+    </w:p>
+    <w:p>
+      <w:pPr>
+        <w:pStyle w:val="BodyText"/>
+      </w:pPr>
+      <w:r>
+        <w:t xml:space="preserve">Japan's entry into the WBES in 2025, the first time the programme has surveyed the world's fourth-largest economy, closes that gap. The inaugural wave (N = 2,168 establishments, stratified by sector, size, and region) makes it possible, for the first time, to estimate the I–P relationship for Japan on exactly the same instrument, with exactly the same variable definitions, as fifty other Asian and Pacific economies. The opportunity is unusual: a clean cross-section on a frontier economy, free of the panel attrition and questionnaire-revision artefacts that complicate within-country time series, observed on an instrument whose comparability is its defining virtue.</w:t>
       </w:r>
     </w:p>
     <w:p>
@@ -317,7 +299,7 @@
         <w:t xml:space="preserve"> </w:t>
       </w:r>
       <w:r>
-        <w:t xml:space="preserve">(long-established firm) tradition, and a pronounced negative female-top-manager coefficient in the economy with the region’s lowest female-leadership share, both of which qualify how upper-echelons effects travel across institutional contexts.</w:t>
+        <w:t xml:space="preserve">(long-established firm) tradition, and a pronounced negative female-top-manager coefficient in the economy with the region's lowest female-leadership share, both of which qualify how upper-echelons effects travel across institutional contexts.</w:t>
       </w:r>
     </w:p>
     <w:p>
@@ -329,7 +311,7 @@
       </w:r>
     </w:p>
     <w:bookmarkEnd w:id="21"/>
-    <w:bookmarkStart w:id="27" w:name="theoretical-background-and-hypotheses"/>
+    <w:bookmarkStart w:id="27" w:name="X88086f89d30295b73ade34a6a6d72f6030bebeb"/>
     <w:p>
       <w:pPr>
         <w:pStyle w:val="Heading2"/>
@@ -338,7 +320,7 @@
         <w:t xml:space="preserve">2. Theoretical background and hypotheses</w:t>
       </w:r>
     </w:p>
-    <w:bookmarkStart w:id="22" w:name="X97996c36ad3f0e65814ffc0344e31d6e112fd5a"/>
+    <w:bookmarkStart w:id="22" w:name="X58b4a2bac7249899887da68b0dcbb86f7b7fbfc"/>
     <w:p>
       <w:pPr>
         <w:pStyle w:val="Heading3"/>
@@ -384,7 +366,7 @@
         <w:t xml:space="preserve"> </w:t>
       </w:r>
       <w:r>
-        <w:t xml:space="preserve">on establishment-level data drawn from a frontier institutional context. In such a context, the binding constraint on the I–P relationship is not a harmful threshold that firms must avoid but the long ascending stretch over which additional foreign exposure continues to pay. Japan is the most exacting case for this prediction precisely because it is the economy on which the inverted-U was originally drawn (Lu &amp; Beamish, 2001, 2004). If, on the harmonised WBES instrument, Japan’s establishment-level curve no longer bends within range, the resolution is not that the earlier work was wrong but that the earlier work measured a different margin, the geographic scope of large multinationals’ foreign subsidiaries, whereas the WBES establishment frame measures the domestic-economy export-intensity margin, where the upper-bound logic applies most directly.</w:t>
+        <w:t xml:space="preserve">on establishment-level data drawn from a frontier institutional context. In such a context, the binding constraint on the I–P relationship is not a harmful threshold that firms must avoid but the long ascending stretch over which additional foreign exposure continues to pay. Japan is the most exacting case for this prediction precisely because it is the economy on which the inverted-U was originally drawn (Lu &amp; Beamish, 2001, 2004). If, on the harmonised WBES instrument, Japan's establishment-level curve no longer bends within range, the resolution is not that the earlier work was wrong but that the earlier work measured a different margin, the geographic scope of large multinationals' foreign subsidiaries, whereas the WBES establishment frame measures the domestic-economy export-intensity margin, where the upper-bound logic applies most directly.</w:t>
       </w:r>
     </w:p>
     <w:p>
@@ -406,7 +388,7 @@
       </w:r>
     </w:p>
     <w:bookmarkEnd w:id="22"/>
-    <w:bookmarkStart w:id="23" w:name="Xe4bae5a1c0cd4bff61f5593a6ea5658f3d619ce"/>
+    <w:bookmarkStart w:id="23" w:name="X4fbd93fb316e536f8a437ac5742e8b4c7ee1018"/>
     <w:p>
       <w:pPr>
         <w:pStyle w:val="Heading3"/>
@@ -458,7 +440,7 @@
       </w:r>
     </w:p>
     <w:bookmarkEnd w:id="23"/>
-    <w:bookmarkStart w:id="24" w:name="digital-adoption-under-tier-1-saturation"/>
+    <w:bookmarkStart w:id="24" w:name="X3bfb382c2c55dfefc9cf50119d0a4db341c8bd9"/>
     <w:p>
       <w:pPr>
         <w:pStyle w:val="Heading3"/>
@@ -472,25 +454,7 @@
         <w:pStyle w:val="FirstParagraph"/>
       </w:pPr>
       <w:r>
-        <w:t xml:space="preserve">Digital adoption is multi-tiered. Basic web presence, the establishment-level indicator available in the WBES, is a Tier-1 marker of digital participation; higher tiers involve e-commerce integration, data analytics, and algorithmic decision-making (Verhoef et al., 2021). The performance value of a binary Tier-1 indicator depends on its discriminating power, which is greatest where adoption is partial and least where adoption approaches saturation. In an economy where the overwhelming majority of establishments already maintain a web presence, the indicator separates few firms from the rest, and its marginal productivity premium compresses, a measurement-side</w:t>
-      </w:r>
-      <w:r>
-        <w:t xml:space="preserve"> </w:t>
-      </w:r>
-      <w:r>
-        <w:t xml:space="preserve">“</w:t>
-      </w:r>
-      <w:r>
-        <w:t xml:space="preserve">digital saturation</w:t>
-      </w:r>
-      <w:r>
-        <w:t xml:space="preserve">”</w:t>
-      </w:r>
-      <w:r>
-        <w:t xml:space="preserve"> </w:t>
-      </w:r>
-      <w:r>
-        <w:t xml:space="preserve">effect rather than a claim that digital tools have ceased to matter. Japan’s inaugural wave reports 83.8% website adoption, the highest in the 50-economy pool, so the digital-adoption premium should be positive but modest, and curve-reshaping interactions absent.</w:t>
+        <w:t xml:space="preserve">Digital adoption is multi-tiered. Basic web presence, the establishment-level indicator available in the WBES, is a Tier-1 marker of digital participation; higher tiers involve e-commerce integration, data analytics, and algorithmic decision-making (Verhoef et al., 2021). The performance value of a binary Tier-1 indicator depends on its discriminating power, which is greatest where adoption is partial and least where adoption approaches saturation. In an economy where the overwhelming majority of establishments already maintain a web presence, the indicator separates few firms from the rest, and its marginal productivity premium compresses, a measurement-side "digital saturation" effect rather than a claim that digital tools have ceased to matter. Japan's inaugural wave reports 83.8% website adoption, the highest in the 50-economy pool, so the digital-adoption premium should be positive but modest, and curve-reshaping interactions absent.</w:t>
       </w:r>
     </w:p>
     <w:p>
@@ -512,7 +476,7 @@
       </w:r>
     </w:p>
     <w:bookmarkEnd w:id="24"/>
-    <w:bookmarkStart w:id="25" w:name="X287975744be8371ccccf1a5c68a59f4ba022fdd"/>
+    <w:bookmarkStart w:id="25" w:name="X82ddcef42dbebd942c02ce8ecf68dfc62a6ed32"/>
     <w:p>
       <w:pPr>
         <w:pStyle w:val="Heading3"/>
@@ -612,7 +576,7 @@
       </w:r>
     </w:p>
     <w:bookmarkEnd w:id="25"/>
-    <w:bookmarkStart w:id="26" w:name="X51ba39f38ce6348af57ea34612a9a9d3b4b4c16"/>
+    <w:bookmarkStart w:id="26" w:name="X331a79dca353244d8fda91308121173dabbe6d1"/>
     <w:p>
       <w:pPr>
         <w:pStyle w:val="Heading3"/>
@@ -634,7 +598,7 @@
         <w:pStyle w:val="BodyText"/>
       </w:pPr>
       <w:r>
-        <w:t xml:space="preserve">The first is firm longevity. Japan is home to the world’s densest population of long-established firms, the</w:t>
+        <w:t xml:space="preserve">The first is firm longevity. Japan is home to the world's densest population of long-established firms, the</w:t>
       </w:r>
       <w:r>
         <w:t xml:space="preserve"> </w:t>
@@ -658,7 +622,7 @@
         <w:pStyle w:val="BodyText"/>
       </w:pPr>
       <w:r>
-        <w:t xml:space="preserve">The second is the female-leadership margin. Japan records persistently low female representation in senior management, a gap documented across the comparative-management and gender-and-organizations literatures and reflected in the country’s standing on international gender indices (Yamaguchi, 2019; Magoshi &amp; Chang, 2009). In the inaugural WBES wave, only 7.3% of establishments report a female top manager, the lowest share in the 50-economy regional pool. With so thin a margin of female leadership, any estimated association between female top management and performance is unlikely to identify a leadership effect; it is far more likely to reflect selection of the few female-led establishments into particular, often smaller and lower-margin, niches. We therefore treat the female-top-manager coefficient as a descriptive regularity to be reported transparently, not as a causal estimate.</w:t>
+        <w:t xml:space="preserve">The second is the female-leadership margin. Japan records persistently low female representation in senior management, a gap documented across the comparative-management and gender-and-organizations literatures and reflected in the country's standing on international gender indices (Yamaguchi, 2019; Magoshi &amp; Chang, 2009). In the inaugural WBES wave, only 7.3% of establishments report a female top manager, the lowest share in the 50-economy regional pool. With so thin a margin of female leadership, any estimated association between female top management and performance is unlikely to identify a leadership effect; it is far more likely to reflect selection of the few female-led establishments into particular, often smaller and lower-margin, niches. We therefore treat the female-top-manager coefficient as a descriptive regularity to be reported transparently, not as a causal estimate.</w:t>
       </w:r>
     </w:p>
     <w:p>
@@ -681,7 +645,7 @@
     </w:p>
     <w:bookmarkEnd w:id="26"/>
     <w:bookmarkEnd w:id="27"/>
-    <w:bookmarkStart w:id="31" w:name="data-and-methods"/>
+    <w:bookmarkStart w:id="31" w:name="X5eb800a903106e48a684e9ea9de39ed619b9df8"/>
     <w:p>
       <w:pPr>
         <w:pStyle w:val="Heading2"/>
@@ -690,7 +654,7 @@
         <w:t xml:space="preserve">3. Data and methods</w:t>
       </w:r>
     </w:p>
-    <w:bookmarkStart w:id="28" w:name="data"/>
+    <w:bookmarkStart w:id="28" w:name="X7539fb3dc2f98232f41138bc75cab658563f4ee"/>
     <w:p>
       <w:pPr>
         <w:pStyle w:val="Heading3"/>
@@ -716,7 +680,7 @@
       </w:r>
     </w:p>
     <w:bookmarkEnd w:id="28"/>
-    <w:bookmarkStart w:id="29" w:name="variables"/>
+    <w:bookmarkStart w:id="29" w:name="Xbcf9f12e79107fa2c089aaf13fc6c4fb773f1c2"/>
     <w:p>
       <w:pPr>
         <w:pStyle w:val="Heading3"/>
@@ -750,7 +714,7 @@
       </w:r>
     </w:p>
     <w:bookmarkEnd w:id="29"/>
-    <w:bookmarkStart w:id="30" w:name="models"/>
+    <w:bookmarkStart w:id="30" w:name="Xa83ec72a153c3d7cd2482b27771b2208929076d"/>
     <w:p>
       <w:pPr>
         <w:pStyle w:val="Heading3"/>
@@ -789,7 +753,7 @@
     </w:p>
     <w:bookmarkEnd w:id="30"/>
     <w:bookmarkEnd w:id="31"/>
-    <w:bookmarkStart w:id="37" w:name="results"/>
+    <w:bookmarkStart w:id="37" w:name="X121719332867ee227f0a04b486098cee978c6e6"/>
     <w:p>
       <w:pPr>
         <w:pStyle w:val="Heading2"/>
@@ -798,7 +762,7 @@
         <w:t xml:space="preserve">4. Results</w:t>
       </w:r>
     </w:p>
-    <w:bookmarkStart w:id="32" w:name="descriptive-facts-table-1"/>
+    <w:bookmarkStart w:id="32" w:name="X7a5cd6f905c9fec6395baae1c3a78a2eed587f8"/>
     <w:p>
       <w:pPr>
         <w:pStyle w:val="Heading3"/>
@@ -1605,7 +1569,7 @@
       </w:r>
     </w:p>
     <w:bookmarkEnd w:id="32"/>
-    <w:bookmarkStart w:id="33" w:name="correlation-structure-table-2"/>
+    <w:bookmarkStart w:id="33" w:name="Xb36314e1294c23fbce2e17cc88bf7de01b9cc9a"/>
     <w:p>
       <w:pPr>
         <w:pStyle w:val="Heading3"/>
@@ -2102,7 +2066,7 @@
       </w:tr>
     </w:tbl>
     <w:bookmarkEnd w:id="33"/>
-    <w:bookmarkStart w:id="34" w:name="X6ba3f38904a2ca8a7d27c48a6c338367f34c4ad"/>
+    <w:bookmarkStart w:id="34" w:name="X0c905348f8008b913a46e1b1b9fa26000b5153e"/>
     <w:p>
       <w:pPr>
         <w:pStyle w:val="Heading3"/>
@@ -2116,25 +2080,7 @@
         <w:pStyle w:val="FirstParagraph"/>
       </w:pPr>
       <w:r>
-        <w:t xml:space="preserve">Table 3 reports the hierarchical I–P estimation. The linear export-intensity effect is positive and highly significant in the baseline (M1: +0.671, p &lt; .001). When the quadratic term is added (M2), the linear term remains positive and significant (+1.042, p = .002) while the quadratic term is negative but far from significant (−0.606, p = .323); its implied algebraic turning point, 90.1% of sales, lies near the extreme upper edge of the FSTS support and is not statistically distinguishable from</w:t>
-      </w:r>
-      <w:r>
-        <w:t xml:space="preserve"> </w:t>
-      </w:r>
-      <w:r>
-        <w:t xml:space="preserve">“</w:t>
-      </w:r>
-      <w:r>
-        <w:t xml:space="preserve">no turning point at all.</w:t>
-      </w:r>
-      <w:r>
-        <w:t xml:space="preserve">”</w:t>
-      </w:r>
-      <w:r>
-        <w:t xml:space="preserve"> </w:t>
-      </w:r>
-      <w:r>
-        <w:t xml:space="preserve">Adding demographic controls (M3), then capability and digital adoption (M4), then interactions (M5), the quadratic term never approaches significance and the implied turning point drifts to absurd values (108% in M3, beyond 700% once capability is controlled), the signature of a coefficient indistinguishable from zero.</w:t>
+        <w:t xml:space="preserve">Table 3 reports the hierarchical I–P estimation. The linear export-intensity effect is positive and highly significant in the baseline (M1: +0.671, p &lt; .001). When the quadratic term is added (M2), the linear term remains positive and significant (+1.042, p = .002) while the quadratic term is negative but far from significant (−0.606, p = .323); its implied algebraic turning point, 90.1% of sales, lies near the extreme upper edge of the FSTS support and is not statistically distinguishable from "no turning point at all." Adding demographic controls (M3), then capability and digital adoption (M4), then interactions (M5), the quadratic term never approaches significance and the implied turning point drifts to absurd values (108% in M3, beyond 700% once capability is controlled), the signature of a coefficient indistinguishable from zero.</w:t>
       </w:r>
     </w:p>
     <w:p>
@@ -2147,1590 +2093,6 @@
           <w:b/>
         </w:rPr>
         <w:t xml:space="preserve">Table 3. Hierarchical I–P estimates, Japan 2025 (DV: ln labour productivity)</w:t>
-      </w:r>
-    </w:p>
-    <w:tbl>
-      <w:tblPr>
-        <w:tblStyle w:val="Table"/>
-        <w:tblW w:type="pct" w:w="5000"/>
-        <w:tblLook w:firstRow="1" w:lastRow="0" w:firstColumn="0" w:lastColumn="0" w:noHBand="0" w:noVBand="0" w:val="0020"/>
-        <w:jc w:val="start"/>
-      </w:tblPr>
-      <w:tblGrid>
-        <w:gridCol w:w="1320"/>
-        <w:gridCol w:w="1320"/>
-        <w:gridCol w:w="1320"/>
-        <w:gridCol w:w="1320"/>
-        <w:gridCol w:w="1320"/>
-        <w:gridCol w:w="1320"/>
-      </w:tblGrid>
-      <w:tr>
-        <w:trPr>
-          <w:tblHeader w:val="true"/>
-        </w:trPr>
-        <w:tc>
-          <w:tcPr/>
-          <w:p>
-            <w:pPr>
-              <w:pStyle w:val="Compact"/>
-            </w:pPr>
-          </w:p>
-        </w:tc>
-        <w:tc>
-          <w:tcPr/>
-          <w:p>
-            <w:pPr>
-              <w:pStyle w:val="Compact"/>
-              <w:jc w:val="right"/>
-            </w:pPr>
-            <w:r>
-              <w:t xml:space="preserve">M1</w:t>
-            </w:r>
-          </w:p>
-        </w:tc>
-        <w:tc>
-          <w:tcPr/>
-          <w:p>
-            <w:pPr>
-              <w:pStyle w:val="Compact"/>
-              <w:jc w:val="right"/>
-            </w:pPr>
-            <w:r>
-              <w:t xml:space="preserve">M2</w:t>
-            </w:r>
-          </w:p>
-        </w:tc>
-        <w:tc>
-          <w:tcPr/>
-          <w:p>
-            <w:pPr>
-              <w:pStyle w:val="Compact"/>
-              <w:jc w:val="right"/>
-            </w:pPr>
-            <w:r>
-              <w:t xml:space="preserve">M3</w:t>
-            </w:r>
-          </w:p>
-        </w:tc>
-        <w:tc>
-          <w:tcPr/>
-          <w:p>
-            <w:pPr>
-              <w:pStyle w:val="Compact"/>
-              <w:jc w:val="right"/>
-            </w:pPr>
-            <w:r>
-              <w:t xml:space="preserve">M4</w:t>
-            </w:r>
-          </w:p>
-        </w:tc>
-        <w:tc>
-          <w:tcPr/>
-          <w:p>
-            <w:pPr>
-              <w:pStyle w:val="Compact"/>
-              <w:jc w:val="right"/>
-            </w:pPr>
-            <w:r>
-              <w:t xml:space="preserve">M5</w:t>
-            </w:r>
-          </w:p>
-        </w:tc>
-      </w:tr>
-      <w:tr>
-        <w:tc>
-          <w:tcPr/>
-          <w:p>
-            <w:pPr>
-              <w:pStyle w:val="Compact"/>
-              <w:jc w:val="left"/>
-            </w:pPr>
-            <w:r>
-              <w:t xml:space="preserve">FSTS (centred)</w:t>
-            </w:r>
-          </w:p>
-        </w:tc>
-        <w:tc>
-          <w:tcPr/>
-          <w:p>
-            <w:pPr>
-              <w:pStyle w:val="Compact"/>
-              <w:jc w:val="right"/>
-            </w:pPr>
-            <w:r>
-              <w:t xml:space="preserve">+0.671*** (.000)</w:t>
-            </w:r>
-          </w:p>
-        </w:tc>
-        <w:tc>
-          <w:tcPr/>
-          <w:p>
-            <w:pPr>
-              <w:pStyle w:val="Compact"/>
-              <w:jc w:val="right"/>
-            </w:pPr>
-            <w:r>
-              <w:t xml:space="preserve">+1.042** (.002)</w:t>
-            </w:r>
-          </w:p>
-        </w:tc>
-        <w:tc>
-          <w:tcPr/>
-          <w:p>
-            <w:pPr>
-              <w:pStyle w:val="Compact"/>
-              <w:jc w:val="right"/>
-            </w:pPr>
-            <w:r>
-              <w:t xml:space="preserve">+0.872* (.010)</w:t>
-            </w:r>
-          </w:p>
-        </w:tc>
-        <w:tc>
-          <w:tcPr/>
-          <w:p>
-            <w:pPr>
-              <w:pStyle w:val="Compact"/>
-              <w:jc w:val="right"/>
-            </w:pPr>
-            <w:r>
-              <w:t xml:space="preserve">+0.476 (.163)</w:t>
-            </w:r>
-          </w:p>
-        </w:tc>
-        <w:tc>
-          <w:tcPr/>
-          <w:p>
-            <w:pPr>
-              <w:pStyle w:val="Compact"/>
-              <w:jc w:val="right"/>
-            </w:pPr>
-            <w:r>
-              <w:t xml:space="preserve">+0.486 (.372)</w:t>
-            </w:r>
-          </w:p>
-        </w:tc>
-      </w:tr>
-      <w:tr>
-        <w:tc>
-          <w:tcPr/>
-          <w:p>
-            <w:pPr>
-              <w:pStyle w:val="Compact"/>
-              <w:jc w:val="left"/>
-            </w:pPr>
-            <w:r>
-              <w:t xml:space="preserve">FSTS²</w:t>
-            </w:r>
-          </w:p>
-        </w:tc>
-        <w:tc>
-          <w:tcPr/>
-          <w:p>
-            <w:pPr>
-              <w:pStyle w:val="Compact"/>
-            </w:pPr>
-          </w:p>
-        </w:tc>
-        <w:tc>
-          <w:tcPr/>
-          <w:p>
-            <w:pPr>
-              <w:pStyle w:val="Compact"/>
-              <w:jc w:val="right"/>
-            </w:pPr>
-            <w:r>
-              <w:t xml:space="preserve">−0.606 (.323)</w:t>
-            </w:r>
-          </w:p>
-        </w:tc>
-        <w:tc>
-          <w:tcPr/>
-          <w:p>
-            <w:pPr>
-              <w:pStyle w:val="Compact"/>
-              <w:jc w:val="right"/>
-            </w:pPr>
-            <w:r>
-              <w:t xml:space="preserve">−0.419 (.502)</w:t>
-            </w:r>
-          </w:p>
-        </w:tc>
-        <w:tc>
-          <w:tcPr/>
-          <w:p>
-            <w:pPr>
-              <w:pStyle w:val="Compact"/>
-              <w:jc w:val="right"/>
-            </w:pPr>
-            <w:r>
-              <w:t xml:space="preserve">−0.009 (.989)</w:t>
-            </w:r>
-          </w:p>
-        </w:tc>
-        <w:tc>
-          <w:tcPr/>
-          <w:p>
-            <w:pPr>
-              <w:pStyle w:val="Compact"/>
-              <w:jc w:val="right"/>
-            </w:pPr>
-            <w:r>
-              <w:t xml:space="preserve">−0.034 (.956)</w:t>
-            </w:r>
-          </w:p>
-        </w:tc>
-      </w:tr>
-      <w:tr>
-        <w:tc>
-          <w:tcPr/>
-          <w:p>
-            <w:pPr>
-              <w:pStyle w:val="Compact"/>
-              <w:jc w:val="left"/>
-            </w:pPr>
-            <w:r>
-              <w:t xml:space="preserve">Foreign ownership ≥ 10%</w:t>
-            </w:r>
-          </w:p>
-        </w:tc>
-        <w:tc>
-          <w:tcPr/>
-          <w:p>
-            <w:pPr>
-              <w:pStyle w:val="Compact"/>
-            </w:pPr>
-          </w:p>
-        </w:tc>
-        <w:tc>
-          <w:tcPr/>
-          <w:p>
-            <w:pPr>
-              <w:pStyle w:val="Compact"/>
-            </w:pPr>
-          </w:p>
-        </w:tc>
-        <w:tc>
-          <w:tcPr/>
-          <w:p>
-            <w:pPr>
-              <w:pStyle w:val="Compact"/>
-              <w:jc w:val="right"/>
-            </w:pPr>
-            <w:r>
-              <w:t xml:space="preserve">+0.259† (.078)</w:t>
-            </w:r>
-          </w:p>
-        </w:tc>
-        <w:tc>
-          <w:tcPr/>
-          <w:p>
-            <w:pPr>
-              <w:pStyle w:val="Compact"/>
-              <w:jc w:val="right"/>
-            </w:pPr>
-            <w:r>
-              <w:t xml:space="preserve">+0.203 (.164)</w:t>
-            </w:r>
-          </w:p>
-        </w:tc>
-        <w:tc>
-          <w:tcPr/>
-          <w:p>
-            <w:pPr>
-              <w:pStyle w:val="Compact"/>
-              <w:jc w:val="right"/>
-            </w:pPr>
-            <w:r>
-              <w:t xml:space="preserve">+0.210 (.151)</w:t>
-            </w:r>
-          </w:p>
-        </w:tc>
-      </w:tr>
-      <w:tr>
-        <w:tc>
-          <w:tcPr/>
-          <w:p>
-            <w:pPr>
-              <w:pStyle w:val="Compact"/>
-              <w:jc w:val="left"/>
-            </w:pPr>
-            <w:r>
-              <w:t xml:space="preserve">ln(firm age)</w:t>
-            </w:r>
-          </w:p>
-        </w:tc>
-        <w:tc>
-          <w:tcPr/>
-          <w:p>
-            <w:pPr>
-              <w:pStyle w:val="Compact"/>
-            </w:pPr>
-          </w:p>
-        </w:tc>
-        <w:tc>
-          <w:tcPr/>
-          <w:p>
-            <w:pPr>
-              <w:pStyle w:val="Compact"/>
-            </w:pPr>
-          </w:p>
-        </w:tc>
-        <w:tc>
-          <w:tcPr/>
-          <w:p>
-            <w:pPr>
-              <w:pStyle w:val="Compact"/>
-              <w:jc w:val="right"/>
-            </w:pPr>
-            <w:r>
-              <w:t xml:space="preserve">+0.073** (.007)</w:t>
-            </w:r>
-          </w:p>
-        </w:tc>
-        <w:tc>
-          <w:tcPr/>
-          <w:p>
-            <w:pPr>
-              <w:pStyle w:val="Compact"/>
-              <w:jc w:val="right"/>
-            </w:pPr>
-            <w:r>
-              <w:t xml:space="preserve">+0.061* (.027)</w:t>
-            </w:r>
-          </w:p>
-        </w:tc>
-        <w:tc>
-          <w:tcPr/>
-          <w:p>
-            <w:pPr>
-              <w:pStyle w:val="Compact"/>
-              <w:jc w:val="right"/>
-            </w:pPr>
-            <w:r>
-              <w:t xml:space="preserve">+0.063* (.023)</w:t>
-            </w:r>
-          </w:p>
-        </w:tc>
-      </w:tr>
-      <w:tr>
-        <w:tc>
-          <w:tcPr/>
-          <w:p>
-            <w:pPr>
-              <w:pStyle w:val="Compact"/>
-              <w:jc w:val="left"/>
-            </w:pPr>
-            <w:r>
-              <w:t xml:space="preserve">Female top manager</w:t>
-            </w:r>
-          </w:p>
-        </w:tc>
-        <w:tc>
-          <w:tcPr/>
-          <w:p>
-            <w:pPr>
-              <w:pStyle w:val="Compact"/>
-            </w:pPr>
-          </w:p>
-        </w:tc>
-        <w:tc>
-          <w:tcPr/>
-          <w:p>
-            <w:pPr>
-              <w:pStyle w:val="Compact"/>
-            </w:pPr>
-          </w:p>
-        </w:tc>
-        <w:tc>
-          <w:tcPr/>
-          <w:p>
-            <w:pPr>
-              <w:pStyle w:val="Compact"/>
-              <w:jc w:val="right"/>
-            </w:pPr>
-            <w:r>
-              <w:t xml:space="preserve">−0.171* (.010)</w:t>
-            </w:r>
-          </w:p>
-        </w:tc>
-        <w:tc>
-          <w:tcPr/>
-          <w:p>
-            <w:pPr>
-              <w:pStyle w:val="Compact"/>
-              <w:jc w:val="right"/>
-            </w:pPr>
-            <w:r>
-              <w:t xml:space="preserve">−0.170* (.011)</w:t>
-            </w:r>
-          </w:p>
-        </w:tc>
-        <w:tc>
-          <w:tcPr/>
-          <w:p>
-            <w:pPr>
-              <w:pStyle w:val="Compact"/>
-              <w:jc w:val="right"/>
-            </w:pPr>
-            <w:r>
-              <w:t xml:space="preserve">−0.170* (.011)</w:t>
-            </w:r>
-          </w:p>
-        </w:tc>
-      </w:tr>
-      <w:tr>
-        <w:tc>
-          <w:tcPr/>
-          <w:p>
-            <w:pPr>
-              <w:pStyle w:val="Compact"/>
-              <w:jc w:val="left"/>
-            </w:pPr>
-            <w:r>
-              <w:t xml:space="preserve">TCI (z)</w:t>
-            </w:r>
-          </w:p>
-        </w:tc>
-        <w:tc>
-          <w:tcPr/>
-          <w:p>
-            <w:pPr>
-              <w:pStyle w:val="Compact"/>
-            </w:pPr>
-          </w:p>
-        </w:tc>
-        <w:tc>
-          <w:tcPr/>
-          <w:p>
-            <w:pPr>
-              <w:pStyle w:val="Compact"/>
-            </w:pPr>
-          </w:p>
-        </w:tc>
-        <w:tc>
-          <w:tcPr/>
-          <w:p>
-            <w:pPr>
-              <w:pStyle w:val="Compact"/>
-            </w:pPr>
-          </w:p>
-        </w:tc>
-        <w:tc>
-          <w:tcPr/>
-          <w:p>
-            <w:pPr>
-              <w:pStyle w:val="Compact"/>
-              <w:jc w:val="right"/>
-            </w:pPr>
-            <w:r>
-              <w:t xml:space="preserve">+0.100*** (.000)</w:t>
-            </w:r>
-          </w:p>
-        </w:tc>
-        <w:tc>
-          <w:tcPr/>
-          <w:p>
-            <w:pPr>
-              <w:pStyle w:val="Compact"/>
-              <w:jc w:val="right"/>
-            </w:pPr>
-            <w:r>
-              <w:t xml:space="preserve">+0.102*** (.000)</w:t>
-            </w:r>
-          </w:p>
-        </w:tc>
-      </w:tr>
-      <w:tr>
-        <w:tc>
-          <w:tcPr/>
-          <w:p>
-            <w:pPr>
-              <w:pStyle w:val="Compact"/>
-              <w:jc w:val="left"/>
-            </w:pPr>
-            <w:r>
-              <w:t xml:space="preserve">DAI (website)</w:t>
-            </w:r>
-          </w:p>
-        </w:tc>
-        <w:tc>
-          <w:tcPr/>
-          <w:p>
-            <w:pPr>
-              <w:pStyle w:val="Compact"/>
-            </w:pPr>
-          </w:p>
-        </w:tc>
-        <w:tc>
-          <w:tcPr/>
-          <w:p>
-            <w:pPr>
-              <w:pStyle w:val="Compact"/>
-            </w:pPr>
-          </w:p>
-        </w:tc>
-        <w:tc>
-          <w:tcPr/>
-          <w:p>
-            <w:pPr>
-              <w:pStyle w:val="Compact"/>
-            </w:pPr>
-          </w:p>
-        </w:tc>
-        <w:tc>
-          <w:tcPr/>
-          <w:p>
-            <w:pPr>
-              <w:pStyle w:val="Compact"/>
-              <w:jc w:val="right"/>
-            </w:pPr>
-            <w:r>
-              <w:t xml:space="preserve">+0.110* (.028)</w:t>
-            </w:r>
-          </w:p>
-        </w:tc>
-        <w:tc>
-          <w:tcPr/>
-          <w:p>
-            <w:pPr>
-              <w:pStyle w:val="Compact"/>
-              <w:jc w:val="right"/>
-            </w:pPr>
-            <w:r>
-              <w:t xml:space="preserve">+0.111* (.027)</w:t>
-            </w:r>
-          </w:p>
-        </w:tc>
-      </w:tr>
-      <w:tr>
-        <w:tc>
-          <w:tcPr/>
-          <w:p>
-            <w:pPr>
-              <w:pStyle w:val="Compact"/>
-              <w:jc w:val="left"/>
-            </w:pPr>
-            <w:r>
-              <w:t xml:space="preserve">FSTS × TCI</w:t>
-            </w:r>
-          </w:p>
-        </w:tc>
-        <w:tc>
-          <w:tcPr/>
-          <w:p>
-            <w:pPr>
-              <w:pStyle w:val="Compact"/>
-            </w:pPr>
-          </w:p>
-        </w:tc>
-        <w:tc>
-          <w:tcPr/>
-          <w:p>
-            <w:pPr>
-              <w:pStyle w:val="Compact"/>
-            </w:pPr>
-          </w:p>
-        </w:tc>
-        <w:tc>
-          <w:tcPr/>
-          <w:p>
-            <w:pPr>
-              <w:pStyle w:val="Compact"/>
-            </w:pPr>
-          </w:p>
-        </w:tc>
-        <w:tc>
-          <w:tcPr/>
-          <w:p>
-            <w:pPr>
-              <w:pStyle w:val="Compact"/>
-            </w:pPr>
-          </w:p>
-        </w:tc>
-        <w:tc>
-          <w:tcPr/>
-          <w:p>
-            <w:pPr>
-              <w:pStyle w:val="Compact"/>
-              <w:jc w:val="right"/>
-            </w:pPr>
-            <w:r>
-              <w:t xml:space="preserve">−0.126 (.328)</w:t>
-            </w:r>
-          </w:p>
-        </w:tc>
-      </w:tr>
-      <w:tr>
-        <w:tc>
-          <w:tcPr/>
-          <w:p>
-            <w:pPr>
-              <w:pStyle w:val="Compact"/>
-              <w:jc w:val="left"/>
-            </w:pPr>
-            <w:r>
-              <w:t xml:space="preserve">FSTS × DAI</w:t>
-            </w:r>
-          </w:p>
-        </w:tc>
-        <w:tc>
-          <w:tcPr/>
-          <w:p>
-            <w:pPr>
-              <w:pStyle w:val="Compact"/>
-            </w:pPr>
-          </w:p>
-        </w:tc>
-        <w:tc>
-          <w:tcPr/>
-          <w:p>
-            <w:pPr>
-              <w:pStyle w:val="Compact"/>
-            </w:pPr>
-          </w:p>
-        </w:tc>
-        <w:tc>
-          <w:tcPr/>
-          <w:p>
-            <w:pPr>
-              <w:pStyle w:val="Compact"/>
-            </w:pPr>
-          </w:p>
-        </w:tc>
-        <w:tc>
-          <w:tcPr/>
-          <w:p>
-            <w:pPr>
-              <w:pStyle w:val="Compact"/>
-            </w:pPr>
-          </w:p>
-        </w:tc>
-        <w:tc>
-          <w:tcPr/>
-          <w:p>
-            <w:pPr>
-              <w:pStyle w:val="Compact"/>
-              <w:jc w:val="right"/>
-            </w:pPr>
-            <w:r>
-              <w:t xml:space="preserve">+0.111 (.820)</w:t>
-            </w:r>
-          </w:p>
-        </w:tc>
-      </w:tr>
-      <w:tr>
-        <w:tc>
-          <w:tcPr/>
-          <w:p>
-            <w:pPr>
-              <w:pStyle w:val="Compact"/>
-              <w:jc w:val="left"/>
-            </w:pPr>
-            <w:r>
-              <w:t xml:space="preserve">Sector FE</w:t>
-            </w:r>
-          </w:p>
-        </w:tc>
-        <w:tc>
-          <w:tcPr/>
-          <w:p>
-            <w:pPr>
-              <w:pStyle w:val="Compact"/>
-              <w:jc w:val="right"/>
-            </w:pPr>
-            <w:r>
-              <w:t xml:space="preserve">yes</w:t>
-            </w:r>
-          </w:p>
-        </w:tc>
-        <w:tc>
-          <w:tcPr/>
-          <w:p>
-            <w:pPr>
-              <w:pStyle w:val="Compact"/>
-              <w:jc w:val="right"/>
-            </w:pPr>
-            <w:r>
-              <w:t xml:space="preserve">yes</w:t>
-            </w:r>
-          </w:p>
-        </w:tc>
-        <w:tc>
-          <w:tcPr/>
-          <w:p>
-            <w:pPr>
-              <w:pStyle w:val="Compact"/>
-              <w:jc w:val="right"/>
-            </w:pPr>
-            <w:r>
-              <w:t xml:space="preserve">yes</w:t>
-            </w:r>
-          </w:p>
-        </w:tc>
-        <w:tc>
-          <w:tcPr/>
-          <w:p>
-            <w:pPr>
-              <w:pStyle w:val="Compact"/>
-              <w:jc w:val="right"/>
-            </w:pPr>
-            <w:r>
-              <w:t xml:space="preserve">yes</w:t>
-            </w:r>
-          </w:p>
-        </w:tc>
-        <w:tc>
-          <w:tcPr/>
-          <w:p>
-            <w:pPr>
-              <w:pStyle w:val="Compact"/>
-              <w:jc w:val="right"/>
-            </w:pPr>
-            <w:r>
-              <w:t xml:space="preserve">yes</w:t>
-            </w:r>
-          </w:p>
-        </w:tc>
-      </w:tr>
-      <w:tr>
-        <w:tc>
-          <w:tcPr/>
-          <w:p>
-            <w:pPr>
-              <w:pStyle w:val="Compact"/>
-              <w:jc w:val="left"/>
-            </w:pPr>
-            <w:r>
-              <w:t xml:space="preserve">N</w:t>
-            </w:r>
-          </w:p>
-        </w:tc>
-        <w:tc>
-          <w:tcPr/>
-          <w:p>
-            <w:pPr>
-              <w:pStyle w:val="Compact"/>
-              <w:jc w:val="right"/>
-            </w:pPr>
-            <w:r>
-              <w:t xml:space="preserve">2,047</w:t>
-            </w:r>
-          </w:p>
-        </w:tc>
-        <w:tc>
-          <w:tcPr/>
-          <w:p>
-            <w:pPr>
-              <w:pStyle w:val="Compact"/>
-              <w:jc w:val="right"/>
-            </w:pPr>
-            <w:r>
-              <w:t xml:space="preserve">2,047</w:t>
-            </w:r>
-          </w:p>
-        </w:tc>
-        <w:tc>
-          <w:tcPr/>
-          <w:p>
-            <w:pPr>
-              <w:pStyle w:val="Compact"/>
-              <w:jc w:val="right"/>
-            </w:pPr>
-            <w:r>
-              <w:t xml:space="preserve">2,011</w:t>
-            </w:r>
-          </w:p>
-        </w:tc>
-        <w:tc>
-          <w:tcPr/>
-          <w:p>
-            <w:pPr>
-              <w:pStyle w:val="Compact"/>
-              <w:jc w:val="right"/>
-            </w:pPr>
-            <w:r>
-              <w:t xml:space="preserve">1,996</w:t>
-            </w:r>
-          </w:p>
-        </w:tc>
-        <w:tc>
-          <w:tcPr/>
-          <w:p>
-            <w:pPr>
-              <w:pStyle w:val="Compact"/>
-              <w:jc w:val="right"/>
-            </w:pPr>
-            <w:r>
-              <w:t xml:space="preserve">1,996</w:t>
-            </w:r>
-          </w:p>
-        </w:tc>
-      </w:tr>
-      <w:tr>
-        <w:tc>
-          <w:tcPr/>
-          <w:p>
-            <w:pPr>
-              <w:pStyle w:val="Compact"/>
-              <w:jc w:val="left"/>
-            </w:pPr>
-            <w:r>
-              <w:t xml:space="preserve">R²</w:t>
-            </w:r>
-          </w:p>
-        </w:tc>
-        <w:tc>
-          <w:tcPr/>
-          <w:p>
-            <w:pPr>
-              <w:pStyle w:val="Compact"/>
-              <w:jc w:val="right"/>
-            </w:pPr>
-            <w:r>
-              <w:t xml:space="preserve">.140</w:t>
-            </w:r>
-          </w:p>
-        </w:tc>
-        <w:tc>
-          <w:tcPr/>
-          <w:p>
-            <w:pPr>
-              <w:pStyle w:val="Compact"/>
-              <w:jc w:val="right"/>
-            </w:pPr>
-            <w:r>
-              <w:t xml:space="preserve">.141</w:t>
-            </w:r>
-          </w:p>
-        </w:tc>
-        <w:tc>
-          <w:tcPr/>
-          <w:p>
-            <w:pPr>
-              <w:pStyle w:val="Compact"/>
-              <w:jc w:val="right"/>
-            </w:pPr>
-            <w:r>
-              <w:t xml:space="preserve">.147</w:t>
-            </w:r>
-          </w:p>
-        </w:tc>
-        <w:tc>
-          <w:tcPr/>
-          <w:p>
-            <w:pPr>
-              <w:pStyle w:val="Compact"/>
-              <w:jc w:val="right"/>
-            </w:pPr>
-            <w:r>
-              <w:t xml:space="preserve">.162</w:t>
-            </w:r>
-          </w:p>
-        </w:tc>
-        <w:tc>
-          <w:tcPr/>
-          <w:p>
-            <w:pPr>
-              <w:pStyle w:val="Compact"/>
-              <w:jc w:val="right"/>
-            </w:pPr>
-            <w:r>
-              <w:t xml:space="preserve">.163</w:t>
-            </w:r>
-          </w:p>
-        </w:tc>
-      </w:tr>
-      <w:tr>
-        <w:tc>
-          <w:tcPr/>
-          <w:p>
-            <w:pPr>
-              <w:pStyle w:val="Compact"/>
-              <w:jc w:val="left"/>
-            </w:pPr>
-            <w:r>
-              <w:t xml:space="preserve">Algebraic TP</w:t>
-            </w:r>
-          </w:p>
-        </w:tc>
-        <w:tc>
-          <w:tcPr/>
-          <w:p>
-            <w:pPr>
-              <w:pStyle w:val="Compact"/>
-              <w:jc w:val="right"/>
-            </w:pPr>
-            <w:r>
-              <w:t xml:space="preserve">—</w:t>
-            </w:r>
-          </w:p>
-        </w:tc>
-        <w:tc>
-          <w:tcPr/>
-          <w:p>
-            <w:pPr>
-              <w:pStyle w:val="Compact"/>
-              <w:jc w:val="right"/>
-            </w:pPr>
-            <w:r>
-              <w:t xml:space="preserve">[90.1%]</w:t>
-            </w:r>
-          </w:p>
-        </w:tc>
-        <w:tc>
-          <w:tcPr/>
-          <w:p>
-            <w:pPr>
-              <w:pStyle w:val="Compact"/>
-              <w:jc w:val="right"/>
-            </w:pPr>
-            <w:r>
-              <w:t xml:space="preserve">[108.3%]</w:t>
-            </w:r>
-          </w:p>
-        </w:tc>
-        <w:tc>
-          <w:tcPr/>
-          <w:p>
-            <w:pPr>
-              <w:pStyle w:val="Compact"/>
-              <w:jc w:val="right"/>
-            </w:pPr>
-            <w:r>
-              <w:t xml:space="preserve">—</w:t>
-            </w:r>
-          </w:p>
-        </w:tc>
-        <w:tc>
-          <w:tcPr/>
-          <w:p>
-            <w:pPr>
-              <w:pStyle w:val="Compact"/>
-              <w:jc w:val="right"/>
-            </w:pPr>
-            <w:r>
-              <w:t xml:space="preserve">—</w:t>
-            </w:r>
-          </w:p>
-        </w:tc>
-      </w:tr>
-    </w:tbl>
-    <w:p>
-      <w:pPr>
-        <w:pStyle w:val="BodyText"/>
-      </w:pPr>
-      <w:r>
-        <w:rPr>
-          <w:iCs/>
-          <w:i/>
-        </w:rPr>
-        <w:t xml:space="preserve">Notes:</w:t>
-      </w:r>
-      <w:r>
-        <w:t xml:space="preserve"> </w:t>
-      </w:r>
-      <w:r>
-        <w:t xml:space="preserve">HC1 robust standard errors; p-values in parentheses. † p &lt; .10, * p &lt; .05, ** p &lt; .01, *** p &lt; .001. Turning points in brackets are algebraic only; in no specification is the quadratic term significant, so no inverted-U is confirmed (Lind &amp; Mehlum, 2010). Robustness with direct exports only (d3c): β₁ = +1.255** (p = .010), β₂ = −0.674 (p = .445), same conclusion.</w:t>
-      </w:r>
-    </w:p>
-    <w:p>
-      <w:pPr>
-        <w:pStyle w:val="BodyText"/>
-      </w:pPr>
-      <w:r>
-        <w:rPr>
-          <w:bCs/>
-          <w:b/>
-        </w:rPr>
-        <w:t xml:space="preserve">H1 supported.</w:t>
-      </w:r>
-      <w:r>
-        <w:t xml:space="preserve"> </w:t>
-      </w:r>
-      <w:r>
-        <w:t xml:space="preserve">The linear effect is positive and significant; the quadratic term never approaches significance; the algebraic turning point lies far outside the observed FSTS support (mean 4.1%; conditional mean 24.6%). Within the observable range, internationalization is monotonically performance-enhancing: Japan sits on a long ascending limb whose descending counterpart is empirically absent. This mirrors the Singapore single-economy result and the group-level finding for the Advanced innovation-driven regime in the companion 50-economy estimation, and it locates Japan, the economy on which the inverted-U was first drawn, on the straightened upper end of the institutional gradient.</w:t>
-      </w:r>
-    </w:p>
-    <w:p>
-      <w:pPr>
-        <w:pStyle w:val="BodyText"/>
-      </w:pPr>
-      <w:r>
-        <w:rPr>
-          <w:bCs/>
-          <w:b/>
-        </w:rPr>
-        <w:t xml:space="preserve">H2 supported.</w:t>
-      </w:r>
-      <w:r>
-        <w:t xml:space="preserve"> </w:t>
-      </w:r>
-      <w:r>
-        <w:t xml:space="preserve">Technological capability carries a precise positive level effect (+0.100, p &lt; .001) and absorbs much of the raw FSTS effect when introduced in M4, consistent with capability-based selection into exporting. Its interaction with export intensity is not significant (M5: −0.126, p = .328). Capability raises the floor; it does not bend the curve.</w:t>
-      </w:r>
-    </w:p>
-    <w:p>
-      <w:pPr>
-        <w:pStyle w:val="BodyText"/>
-      </w:pPr>
-      <w:r>
-        <w:rPr>
-          <w:bCs/>
-          <w:b/>
-        </w:rPr>
-        <w:t xml:space="preserve">H3 supported.</w:t>
-      </w:r>
-      <w:r>
-        <w:t xml:space="preserve"> </w:t>
-      </w:r>
-      <w:r>
-        <w:t xml:space="preserve">Digital adoption retains a modest positive premium (+0.110, p = .028) despite 83.8% saturation, with no curve-reshaping interaction (M5: +0.111, p = .820). The premium is about half the size found in the pooled 50-economy estimation, the compression that Tier-1 saturation predicts.</w:t>
-      </w:r>
-    </w:p>
-    <w:p>
-      <w:pPr>
-        <w:pStyle w:val="BodyText"/>
-      </w:pPr>
-      <w:r>
-        <w:rPr>
-          <w:bCs/>
-          <w:b/>
-        </w:rPr>
-        <w:t xml:space="preserve">H5 supported.</w:t>
-      </w:r>
-      <w:r>
-        <w:t xml:space="preserve"> </w:t>
-      </w:r>
-      <w:r>
-        <w:t xml:space="preserve">Firm age carries a positive premium (+0.073, p = .007 in M3): each log-unit of age adds roughly seven percent to productivity, a regularity that is both expected and theoretically resonant in the economy with the pool’s oldest establishments (mean 50.4 years) and its deep</w:t>
-      </w:r>
-      <w:r>
-        <w:t xml:space="preserve"> </w:t>
-      </w:r>
-      <w:r>
-        <w:rPr>
-          <w:iCs/>
-          <w:i/>
-        </w:rPr>
-        <w:t xml:space="preserve">shinise</w:t>
-      </w:r>
-      <w:r>
-        <w:t xml:space="preserve"> </w:t>
-      </w:r>
-      <w:r>
-        <w:t xml:space="preserve">tradition.</w:t>
-      </w:r>
-    </w:p>
-    <w:p>
-      <w:pPr>
-        <w:pStyle w:val="BodyText"/>
-      </w:pPr>
-      <w:r>
-        <w:rPr>
-          <w:bCs/>
-          <w:b/>
-        </w:rPr>
-        <w:t xml:space="preserve">The female-leadership margin.</w:t>
-      </w:r>
-      <w:r>
-        <w:t xml:space="preserve"> </w:t>
-      </w:r>
-      <w:r>
-        <w:t xml:space="preserve">The female-top-manager coefficient is negative and significant (−0.170, p = .011) in the economy with the region’s lowest female-leadership share (7.3%). Given the thinness of that margin, the coefficient is most plausibly read as selection of the few female-led establishments into smaller, lower-margin niches rather than as a leadership effect, and we do not interpret it causally. It is reported transparently as a descriptive regularity that disciplines how upper-echelons effects are read across institutional contexts.</w:t>
-      </w:r>
-    </w:p>
-    <w:bookmarkEnd w:id="34"/>
-    <w:bookmarkStart w:id="35" w:name="the-extensive-margin-who-exports-table-4"/>
-    <w:p>
-      <w:pPr>
-        <w:pStyle w:val="Heading3"/>
-      </w:pPr>
-      <w:r>
-        <w:t xml:space="preserve">4.4 The extensive margin: who exports (Table 4)</w:t>
-      </w:r>
-    </w:p>
-    <w:p>
-      <w:pPr>
-        <w:pStyle w:val="FirstParagraph"/>
-      </w:pPr>
-      <w:r>
-        <w:t xml:space="preserve">If the intensity curve is flat within range, the consequential variation lies in</w:t>
-      </w:r>
-      <w:r>
-        <w:t xml:space="preserve"> </w:t>
-      </w:r>
-      <w:r>
-        <w:rPr>
-          <w:iCs/>
-          <w:i/>
-        </w:rPr>
-        <w:t xml:space="preserve">who exports at all</w:t>
-      </w:r>
-      <w:r>
-        <w:t xml:space="preserve">. Table 4 reports a linear probability model of export participation. The result relocates the action decisively. Export participation is governed by foreign ownership (+0.408, p &lt; .001), an establishment that is at least 10% foreign-owned is some forty percentage points more likely to export, by technological capability (+0.083 per standard deviation, p &lt; .001), and by digital adoption (+0.046, p = .005). Firm age contributes modestly (+0.026, p = .010). Firm size, by contrast, does not independently predict participation once capability and ownership are controlled (+0.014, p = .114), and the female-leadership margin is weakly negative (−0.048, p = .062). The model explains a substantial share of the cross-sectional variation in participation (R² = 0.228).</w:t>
-      </w:r>
-    </w:p>
-    <w:p>
-      <w:pPr>
-        <w:pStyle w:val="BodyText"/>
-      </w:pPr>
-      <w:r>
-        <w:rPr>
-          <w:bCs/>
-          <w:b/>
-        </w:rPr>
-        <w:t xml:space="preserve">Table 4. Extensive margin, who exports (LPM; DV: exporter status)</w:t>
-      </w:r>
-    </w:p>
-    <w:tbl>
-      <w:tblPr>
-        <w:tblStyle w:val="Table"/>
-        <w:tblW w:type="auto" w:w="0"/>
-        <w:tblLook w:firstRow="1" w:lastRow="0" w:firstColumn="0" w:lastColumn="0" w:noHBand="0" w:noVBand="0" w:val="0020"/>
-        <w:jc w:val="start"/>
-      </w:tblPr>
-      <w:tblGrid>
-        <w:gridCol w:w="2640"/>
-        <w:gridCol w:w="2640"/>
-        <w:gridCol w:w="2640"/>
-      </w:tblGrid>
-      <w:tr>
-        <w:trPr>
-          <w:tblHeader w:val="true"/>
-        </w:trPr>
-        <w:tc>
-          <w:tcPr/>
-          <w:p>
-            <w:pPr>
-              <w:pStyle w:val="Compact"/>
-              <w:jc w:val="left"/>
-            </w:pPr>
-            <w:r>
-              <w:t xml:space="preserve">Covariate</w:t>
-            </w:r>
-          </w:p>
-        </w:tc>
-        <w:tc>
-          <w:tcPr/>
-          <w:p>
-            <w:pPr>
-              <w:pStyle w:val="Compact"/>
-              <w:jc w:val="right"/>
-            </w:pPr>
-            <w:r>
-              <w:t xml:space="preserve">Coefficient</w:t>
-            </w:r>
-          </w:p>
-        </w:tc>
-        <w:tc>
-          <w:tcPr/>
-          <w:p>
-            <w:pPr>
-              <w:pStyle w:val="Compact"/>
-              <w:jc w:val="right"/>
-            </w:pPr>
-            <w:r>
-              <w:t xml:space="preserve">p</w:t>
-            </w:r>
-          </w:p>
-        </w:tc>
-      </w:tr>
-      <w:tr>
-        <w:tc>
-          <w:tcPr/>
-          <w:p>
-            <w:pPr>
-              <w:pStyle w:val="Compact"/>
-              <w:jc w:val="left"/>
-            </w:pPr>
-            <w:r>
-              <w:t xml:space="preserve">Technological capability (z)</w:t>
-            </w:r>
-          </w:p>
-        </w:tc>
-        <w:tc>
-          <w:tcPr/>
-          <w:p>
-            <w:pPr>
-              <w:pStyle w:val="Compact"/>
-              <w:jc w:val="right"/>
-            </w:pPr>
-            <w:r>
-              <w:t xml:space="preserve">+0.083</w:t>
-            </w:r>
-          </w:p>
-        </w:tc>
-        <w:tc>
-          <w:tcPr/>
-          <w:p>
-            <w:pPr>
-              <w:pStyle w:val="Compact"/>
-              <w:jc w:val="right"/>
-            </w:pPr>
-            <w:r>
-              <w:t xml:space="preserve">&lt; .001</w:t>
-            </w:r>
-          </w:p>
-        </w:tc>
-      </w:tr>
-      <w:tr>
-        <w:tc>
-          <w:tcPr/>
-          <w:p>
-            <w:pPr>
-              <w:pStyle w:val="Compact"/>
-              <w:jc w:val="left"/>
-            </w:pPr>
-            <w:r>
-              <w:t xml:space="preserve">Digital adoption (website)</w:t>
-            </w:r>
-          </w:p>
-        </w:tc>
-        <w:tc>
-          <w:tcPr/>
-          <w:p>
-            <w:pPr>
-              <w:pStyle w:val="Compact"/>
-              <w:jc w:val="right"/>
-            </w:pPr>
-            <w:r>
-              <w:t xml:space="preserve">+0.046</w:t>
-            </w:r>
-          </w:p>
-        </w:tc>
-        <w:tc>
-          <w:tcPr/>
-          <w:p>
-            <w:pPr>
-              <w:pStyle w:val="Compact"/>
-              <w:jc w:val="right"/>
-            </w:pPr>
-            <w:r>
-              <w:t xml:space="preserve">.005</w:t>
-            </w:r>
-          </w:p>
-        </w:tc>
-      </w:tr>
-      <w:tr>
-        <w:tc>
-          <w:tcPr/>
-          <w:p>
-            <w:pPr>
-              <w:pStyle w:val="Compact"/>
-              <w:jc w:val="left"/>
-            </w:pPr>
-            <w:r>
-              <w:t xml:space="preserve">Foreign ownership ≥ 10%</w:t>
-            </w:r>
-          </w:p>
-        </w:tc>
-        <w:tc>
-          <w:tcPr/>
-          <w:p>
-            <w:pPr>
-              <w:pStyle w:val="Compact"/>
-              <w:jc w:val="right"/>
-            </w:pPr>
-            <w:r>
-              <w:t xml:space="preserve">+0.408</w:t>
-            </w:r>
-          </w:p>
-        </w:tc>
-        <w:tc>
-          <w:tcPr/>
-          <w:p>
-            <w:pPr>
-              <w:pStyle w:val="Compact"/>
-              <w:jc w:val="right"/>
-            </w:pPr>
-            <w:r>
-              <w:t xml:space="preserve">&lt; .001</w:t>
-            </w:r>
-          </w:p>
-        </w:tc>
-      </w:tr>
-      <w:tr>
-        <w:tc>
-          <w:tcPr/>
-          <w:p>
-            <w:pPr>
-              <w:pStyle w:val="Compact"/>
-              <w:jc w:val="left"/>
-            </w:pPr>
-            <w:r>
-              <w:t xml:space="preserve">ln(firm age)</w:t>
-            </w:r>
-          </w:p>
-        </w:tc>
-        <w:tc>
-          <w:tcPr/>
-          <w:p>
-            <w:pPr>
-              <w:pStyle w:val="Compact"/>
-              <w:jc w:val="right"/>
-            </w:pPr>
-            <w:r>
-              <w:t xml:space="preserve">+0.026</w:t>
-            </w:r>
-          </w:p>
-        </w:tc>
-        <w:tc>
-          <w:tcPr/>
-          <w:p>
-            <w:pPr>
-              <w:pStyle w:val="Compact"/>
-              <w:jc w:val="right"/>
-            </w:pPr>
-            <w:r>
-              <w:t xml:space="preserve">.010</w:t>
-            </w:r>
-          </w:p>
-        </w:tc>
-      </w:tr>
-      <w:tr>
-        <w:tc>
-          <w:tcPr/>
-          <w:p>
-            <w:pPr>
-              <w:pStyle w:val="Compact"/>
-              <w:jc w:val="left"/>
-            </w:pPr>
-            <w:r>
-              <w:t xml:space="preserve">Female top manager</w:t>
-            </w:r>
-          </w:p>
-        </w:tc>
-        <w:tc>
-          <w:tcPr/>
-          <w:p>
-            <w:pPr>
-              <w:pStyle w:val="Compact"/>
-              <w:jc w:val="right"/>
-            </w:pPr>
-            <w:r>
-              <w:t xml:space="preserve">−0.048</w:t>
-            </w:r>
-          </w:p>
-        </w:tc>
-        <w:tc>
-          <w:tcPr/>
-          <w:p>
-            <w:pPr>
-              <w:pStyle w:val="Compact"/>
-              <w:jc w:val="right"/>
-            </w:pPr>
-            <w:r>
-              <w:t xml:space="preserve">.062</w:t>
-            </w:r>
-          </w:p>
-        </w:tc>
-      </w:tr>
-      <w:tr>
-        <w:tc>
-          <w:tcPr/>
-          <w:p>
-            <w:pPr>
-              <w:pStyle w:val="Compact"/>
-              <w:jc w:val="left"/>
-            </w:pPr>
-            <w:r>
-              <w:t xml:space="preserve">ln employment (z)</w:t>
-            </w:r>
-          </w:p>
-        </w:tc>
-        <w:tc>
-          <w:tcPr/>
-          <w:p>
-            <w:pPr>
-              <w:pStyle w:val="Compact"/>
-              <w:jc w:val="right"/>
-            </w:pPr>
-            <w:r>
-              <w:t xml:space="preserve">+0.014</w:t>
-            </w:r>
-          </w:p>
-        </w:tc>
-        <w:tc>
-          <w:tcPr/>
-          <w:p>
-            <w:pPr>
-              <w:pStyle w:val="Compact"/>
-              <w:jc w:val="right"/>
-            </w:pPr>
-            <w:r>
-              <w:t xml:space="preserve">.114</w:t>
-            </w:r>
-          </w:p>
-        </w:tc>
-      </w:tr>
-      <w:tr>
-        <w:tc>
-          <w:tcPr/>
-          <w:p>
-            <w:pPr>
-              <w:pStyle w:val="Compact"/>
-              <w:jc w:val="left"/>
-            </w:pPr>
-            <w:r>
-              <w:t xml:space="preserve">Sector FE</w:t>
-            </w:r>
-          </w:p>
-        </w:tc>
-        <w:tc>
-          <w:tcPr/>
-          <w:p>
-            <w:pPr>
-              <w:pStyle w:val="Compact"/>
-              <w:jc w:val="right"/>
-            </w:pPr>
-            <w:r>
-              <w:t xml:space="preserve">yes</w:t>
-            </w:r>
-          </w:p>
-        </w:tc>
-        <w:tc>
-          <w:tcPr/>
-          <w:p>
-            <w:pPr>
-              <w:pStyle w:val="Compact"/>
-            </w:pPr>
-          </w:p>
-        </w:tc>
-      </w:tr>
-      <w:tr>
-        <w:tc>
-          <w:tcPr/>
-          <w:p>
-            <w:pPr>
-              <w:pStyle w:val="Compact"/>
-              <w:jc w:val="left"/>
-            </w:pPr>
-            <w:r>
-              <w:t xml:space="preserve">N</w:t>
-            </w:r>
-          </w:p>
-        </w:tc>
-        <w:tc>
-          <w:tcPr/>
-          <w:p>
-            <w:pPr>
-              <w:pStyle w:val="Compact"/>
-              <w:jc w:val="right"/>
-            </w:pPr>
-            <w:r>
-              <w:t xml:space="preserve">2,062</w:t>
-            </w:r>
-          </w:p>
-        </w:tc>
-        <w:tc>
-          <w:tcPr/>
-          <w:p>
-            <w:pPr>
-              <w:pStyle w:val="Compact"/>
-            </w:pPr>
-          </w:p>
-        </w:tc>
-      </w:tr>
-      <w:tr>
-        <w:tc>
-          <w:tcPr/>
-          <w:p>
-            <w:pPr>
-              <w:pStyle w:val="Compact"/>
-              <w:jc w:val="left"/>
-            </w:pPr>
-            <w:r>
-              <w:t xml:space="preserve">R²</w:t>
-            </w:r>
-          </w:p>
-        </w:tc>
-        <w:tc>
-          <w:tcPr/>
-          <w:p>
-            <w:pPr>
-              <w:pStyle w:val="Compact"/>
-              <w:jc w:val="right"/>
-            </w:pPr>
-            <w:r>
-              <w:t xml:space="preserve">0.228</w:t>
-            </w:r>
-          </w:p>
-        </w:tc>
-        <w:tc>
-          <w:tcPr/>
-          <w:p>
-            <w:pPr>
-              <w:pStyle w:val="Compact"/>
-            </w:pPr>
-          </w:p>
-        </w:tc>
-      </w:tr>
-    </w:tbl>
-    <w:p>
-      <w:pPr>
-        <w:pStyle w:val="BodyText"/>
-      </w:pPr>
-      <w:r>
-        <w:rPr>
-          <w:iCs/>
-          <w:i/>
-        </w:rPr>
-        <w:t xml:space="preserve">Notes:</w:t>
-      </w:r>
-      <w:r>
-        <w:t xml:space="preserve"> </w:t>
-      </w:r>
-      <w:r>
-        <w:t xml:space="preserve">HC1 robust standard errors. Linear probability model; coefficients are changes in the probability of being an exporter.</w:t>
-      </w:r>
-    </w:p>
-    <w:p>
-      <w:pPr>
-        <w:pStyle w:val="BodyText"/>
-      </w:pPr>
-      <w:r>
-        <w:rPr>
-          <w:bCs/>
-          <w:b/>
-        </w:rPr>
-        <w:t xml:space="preserve">H4 supported.</w:t>
-      </w:r>
-      <w:r>
-        <w:t xml:space="preserve"> </w:t>
-      </w:r>
-      <w:r>
-        <w:t xml:space="preserve">The same capability and ownership factors that do not reshape the intensity curve govern entry into exporting. At the frontier, the productivity payoff to internationalization operates chiefly through the participation threshold: exporters earn a productivity premium of 25.8% over non-exporters (p &lt; .001, controlling for ownership, age, gender, and sector), and the firms that cross the threshold are those endowed with the capabilities, technological, digital, and ownership-linked, that make foreign-market entry viable. This is the Melitz (2003) self-selection mechanism observed in a frontier economy: the action is at the extensive margin, not along the intensity gradient.</w:t>
-      </w:r>
-    </w:p>
-    <w:bookmarkEnd w:id="35"/>
-    <w:bookmarkStart w:id="36" w:name="robustness-table-5"/>
-    <w:p>
-      <w:pPr>
-        <w:pStyle w:val="Heading3"/>
-      </w:pPr>
-      <w:r>
-        <w:t xml:space="preserve">4.5 Robustness (Table 5)</w:t>
-      </w:r>
-    </w:p>
-    <w:p>
-      <w:pPr>
-        <w:pStyle w:val="FirstParagraph"/>
-      </w:pPr>
-      <w:r>
-        <w:t xml:space="preserve">Table 5 subjects the central finding, a positive linear and a non-significant quadratic export effect, to four alternative specifications. Adding a firm-size control (R2) leaves the linear effect positive (+0.656, p = .046) and the quadratic insignificant (p = .662). Restricting to domestic-owned establishments (R3) strengthens the linear effect (+0.917, p = .012) with the quadratic still insignificant (p = .448), confirming that the result is not driven by the rare foreign-owned firms. Winsorising productivity at the 5th/95th percentiles (R5) yields the same pattern (+0.837, p = .006; quadratic p = .378). Estimating the intensity margin on exporters only (R6, N = 344), where the linear/quadratic terms are identified off participating firms alone, the export-intensity effect is positive but no longer significant (+0.200, p = .410) and the quadratic remains insignificant (p = .551), consistent with the action lying at participation rather than intensity. In no specification, across the full sample, the domestic-owned subsample, alternative winsorisation, or the exporters-only subsample, does the quadratic term attain significance. The monotone-positive-within-range conclusion is robust.</w:t>
-      </w:r>
-    </w:p>
-    <w:p>
-      <w:pPr>
-        <w:pStyle w:val="BodyText"/>
-      </w:pPr>
-      <w:r>
-        <w:rPr>
-          <w:bCs/>
-          <w:b/>
-        </w:rPr>
-        <w:t xml:space="preserve">Table 5. Robustness battery (linear and quadratic export effect)</w:t>
       </w:r>
     </w:p>
     <w:tbl>
@@ -3757,70 +2119,66 @@
           <w:p>
             <w:pPr>
               <w:pStyle w:val="Compact"/>
-              <w:jc w:val="left"/>
-            </w:pPr>
-            <w:r>
-              <w:t xml:space="preserve">Specification</w:t>
-            </w:r>
-          </w:p>
-        </w:tc>
-        <w:tc>
-          <w:tcPr/>
-          <w:p>
-            <w:pPr>
-              <w:pStyle w:val="Compact"/>
-              <w:jc w:val="right"/>
-            </w:pPr>
-            <w:r>
-              <w:t xml:space="preserve">N</w:t>
-            </w:r>
-          </w:p>
-        </w:tc>
-        <w:tc>
-          <w:tcPr/>
-          <w:p>
-            <w:pPr>
-              <w:pStyle w:val="Compact"/>
-              <w:jc w:val="right"/>
-            </w:pPr>
-            <w:r>
-              <w:t xml:space="preserve">β₁ (linear)</w:t>
-            </w:r>
-          </w:p>
-        </w:tc>
-        <w:tc>
-          <w:tcPr/>
-          <w:p>
-            <w:pPr>
-              <w:pStyle w:val="Compact"/>
-              <w:jc w:val="right"/>
-            </w:pPr>
-            <w:r>
-              <w:t xml:space="preserve">p</w:t>
-            </w:r>
-          </w:p>
-        </w:tc>
-        <w:tc>
-          <w:tcPr/>
-          <w:p>
-            <w:pPr>
-              <w:pStyle w:val="Compact"/>
-              <w:jc w:val="right"/>
-            </w:pPr>
-            <w:r>
-              <w:t xml:space="preserve">β₂ (quadratic)</w:t>
-            </w:r>
-          </w:p>
-        </w:tc>
-        <w:tc>
-          <w:tcPr/>
-          <w:p>
-            <w:pPr>
-              <w:pStyle w:val="Compact"/>
-              <w:jc w:val="right"/>
-            </w:pPr>
-            <w:r>
-              <w:t xml:space="preserve">p</w:t>
+            </w:pPr>
+          </w:p>
+        </w:tc>
+        <w:tc>
+          <w:tcPr/>
+          <w:p>
+            <w:pPr>
+              <w:pStyle w:val="Compact"/>
+              <w:jc w:val="right"/>
+            </w:pPr>
+            <w:r>
+              <w:t xml:space="preserve">M1</w:t>
+            </w:r>
+          </w:p>
+        </w:tc>
+        <w:tc>
+          <w:tcPr/>
+          <w:p>
+            <w:pPr>
+              <w:pStyle w:val="Compact"/>
+              <w:jc w:val="right"/>
+            </w:pPr>
+            <w:r>
+              <w:t xml:space="preserve">M2</w:t>
+            </w:r>
+          </w:p>
+        </w:tc>
+        <w:tc>
+          <w:tcPr/>
+          <w:p>
+            <w:pPr>
+              <w:pStyle w:val="Compact"/>
+              <w:jc w:val="right"/>
+            </w:pPr>
+            <w:r>
+              <w:t xml:space="preserve">M3</w:t>
+            </w:r>
+          </w:p>
+        </w:tc>
+        <w:tc>
+          <w:tcPr/>
+          <w:p>
+            <w:pPr>
+              <w:pStyle w:val="Compact"/>
+              <w:jc w:val="right"/>
+            </w:pPr>
+            <w:r>
+              <w:t xml:space="preserve">M4</w:t>
+            </w:r>
+          </w:p>
+        </w:tc>
+        <w:tc>
+          <w:tcPr/>
+          <w:p>
+            <w:pPr>
+              <w:pStyle w:val="Compact"/>
+              <w:jc w:val="right"/>
+            </w:pPr>
+            <w:r>
+              <w:t xml:space="preserve">M5</w:t>
             </w:r>
           </w:p>
         </w:tc>
@@ -3834,67 +2192,67 @@
               <w:jc w:val="left"/>
             </w:pPr>
             <w:r>
-              <w:t xml:space="preserve">R2: + ln firm size</w:t>
-            </w:r>
-          </w:p>
-        </w:tc>
-        <w:tc>
-          <w:tcPr/>
-          <w:p>
-            <w:pPr>
-              <w:pStyle w:val="Compact"/>
-              <w:jc w:val="right"/>
-            </w:pPr>
-            <w:r>
-              <w:t xml:space="preserve">2,011</w:t>
-            </w:r>
-          </w:p>
-        </w:tc>
-        <w:tc>
-          <w:tcPr/>
-          <w:p>
-            <w:pPr>
-              <w:pStyle w:val="Compact"/>
-              <w:jc w:val="right"/>
-            </w:pPr>
-            <w:r>
-              <w:t xml:space="preserve">+0.656</w:t>
-            </w:r>
-          </w:p>
-        </w:tc>
-        <w:tc>
-          <w:tcPr/>
-          <w:p>
-            <w:pPr>
-              <w:pStyle w:val="Compact"/>
-              <w:jc w:val="right"/>
-            </w:pPr>
-            <w:r>
-              <w:t xml:space="preserve">.046</w:t>
-            </w:r>
-          </w:p>
-        </w:tc>
-        <w:tc>
-          <w:tcPr/>
-          <w:p>
-            <w:pPr>
-              <w:pStyle w:val="Compact"/>
-              <w:jc w:val="right"/>
-            </w:pPr>
-            <w:r>
-              <w:t xml:space="preserve">−0.263</w:t>
-            </w:r>
-          </w:p>
-        </w:tc>
-        <w:tc>
-          <w:tcPr/>
-          <w:p>
-            <w:pPr>
-              <w:pStyle w:val="Compact"/>
-              <w:jc w:val="right"/>
-            </w:pPr>
-            <w:r>
-              <w:t xml:space="preserve">.662</w:t>
+              <w:t xml:space="preserve">FSTS (centred)</w:t>
+            </w:r>
+          </w:p>
+        </w:tc>
+        <w:tc>
+          <w:tcPr/>
+          <w:p>
+            <w:pPr>
+              <w:pStyle w:val="Compact"/>
+              <w:jc w:val="right"/>
+            </w:pPr>
+            <w:r>
+              <w:t xml:space="preserve">+0.671*** (.000)</w:t>
+            </w:r>
+          </w:p>
+        </w:tc>
+        <w:tc>
+          <w:tcPr/>
+          <w:p>
+            <w:pPr>
+              <w:pStyle w:val="Compact"/>
+              <w:jc w:val="right"/>
+            </w:pPr>
+            <w:r>
+              <w:t xml:space="preserve">+1.042** (.002)</w:t>
+            </w:r>
+          </w:p>
+        </w:tc>
+        <w:tc>
+          <w:tcPr/>
+          <w:p>
+            <w:pPr>
+              <w:pStyle w:val="Compact"/>
+              <w:jc w:val="right"/>
+            </w:pPr>
+            <w:r>
+              <w:t xml:space="preserve">+0.872* (.010)</w:t>
+            </w:r>
+          </w:p>
+        </w:tc>
+        <w:tc>
+          <w:tcPr/>
+          <w:p>
+            <w:pPr>
+              <w:pStyle w:val="Compact"/>
+              <w:jc w:val="right"/>
+            </w:pPr>
+            <w:r>
+              <w:t xml:space="preserve">+0.476 (.163)</w:t>
+            </w:r>
+          </w:p>
+        </w:tc>
+        <w:tc>
+          <w:tcPr/>
+          <w:p>
+            <w:pPr>
+              <w:pStyle w:val="Compact"/>
+              <w:jc w:val="right"/>
+            </w:pPr>
+            <w:r>
+              <w:t xml:space="preserve">+0.486 (.372)</w:t>
             </w:r>
           </w:p>
         </w:tc>
@@ -3908,67 +2266,63 @@
               <w:jc w:val="left"/>
             </w:pPr>
             <w:r>
-              <w:t xml:space="preserve">R3: domestic-owned only</w:t>
-            </w:r>
-          </w:p>
-        </w:tc>
-        <w:tc>
-          <w:tcPr/>
-          <w:p>
-            <w:pPr>
-              <w:pStyle w:val="Compact"/>
-              <w:jc w:val="right"/>
-            </w:pPr>
-            <w:r>
-              <w:t xml:space="preserve">1,976</w:t>
-            </w:r>
-          </w:p>
-        </w:tc>
-        <w:tc>
-          <w:tcPr/>
-          <w:p>
-            <w:pPr>
-              <w:pStyle w:val="Compact"/>
-              <w:jc w:val="right"/>
-            </w:pPr>
-            <w:r>
-              <w:t xml:space="preserve">+0.917</w:t>
-            </w:r>
-          </w:p>
-        </w:tc>
-        <w:tc>
-          <w:tcPr/>
-          <w:p>
-            <w:pPr>
-              <w:pStyle w:val="Compact"/>
-              <w:jc w:val="right"/>
-            </w:pPr>
-            <w:r>
-              <w:t xml:space="preserve">.012</w:t>
-            </w:r>
-          </w:p>
-        </w:tc>
-        <w:tc>
-          <w:tcPr/>
-          <w:p>
-            <w:pPr>
-              <w:pStyle w:val="Compact"/>
-              <w:jc w:val="right"/>
-            </w:pPr>
-            <w:r>
-              <w:t xml:space="preserve">−0.533</w:t>
-            </w:r>
-          </w:p>
-        </w:tc>
-        <w:tc>
-          <w:tcPr/>
-          <w:p>
-            <w:pPr>
-              <w:pStyle w:val="Compact"/>
-              <w:jc w:val="right"/>
-            </w:pPr>
-            <w:r>
-              <w:t xml:space="preserve">.448</w:t>
+              <w:t xml:space="preserve">FSTS²</w:t>
+            </w:r>
+          </w:p>
+        </w:tc>
+        <w:tc>
+          <w:tcPr/>
+          <w:p>
+            <w:pPr>
+              <w:pStyle w:val="Compact"/>
+            </w:pPr>
+          </w:p>
+        </w:tc>
+        <w:tc>
+          <w:tcPr/>
+          <w:p>
+            <w:pPr>
+              <w:pStyle w:val="Compact"/>
+              <w:jc w:val="right"/>
+            </w:pPr>
+            <w:r>
+              <w:t xml:space="preserve">−0.606 (.323)</w:t>
+            </w:r>
+          </w:p>
+        </w:tc>
+        <w:tc>
+          <w:tcPr/>
+          <w:p>
+            <w:pPr>
+              <w:pStyle w:val="Compact"/>
+              <w:jc w:val="right"/>
+            </w:pPr>
+            <w:r>
+              <w:t xml:space="preserve">−0.419 (.502)</w:t>
+            </w:r>
+          </w:p>
+        </w:tc>
+        <w:tc>
+          <w:tcPr/>
+          <w:p>
+            <w:pPr>
+              <w:pStyle w:val="Compact"/>
+              <w:jc w:val="right"/>
+            </w:pPr>
+            <w:r>
+              <w:t xml:space="preserve">−0.009 (.989)</w:t>
+            </w:r>
+          </w:p>
+        </w:tc>
+        <w:tc>
+          <w:tcPr/>
+          <w:p>
+            <w:pPr>
+              <w:pStyle w:val="Compact"/>
+              <w:jc w:val="right"/>
+            </w:pPr>
+            <w:r>
+              <w:t xml:space="preserve">−0.034 (.956)</w:t>
             </w:r>
           </w:p>
         </w:tc>
@@ -3982,67 +2336,59 @@
               <w:jc w:val="left"/>
             </w:pPr>
             <w:r>
-              <w:t xml:space="preserve">R5: winsor 5th/95th</w:t>
-            </w:r>
-          </w:p>
-        </w:tc>
-        <w:tc>
-          <w:tcPr/>
-          <w:p>
-            <w:pPr>
-              <w:pStyle w:val="Compact"/>
-              <w:jc w:val="right"/>
-            </w:pPr>
-            <w:r>
-              <w:t xml:space="preserve">2,011</w:t>
-            </w:r>
-          </w:p>
-        </w:tc>
-        <w:tc>
-          <w:tcPr/>
-          <w:p>
-            <w:pPr>
-              <w:pStyle w:val="Compact"/>
-              <w:jc w:val="right"/>
-            </w:pPr>
-            <w:r>
-              <w:t xml:space="preserve">+0.837</w:t>
-            </w:r>
-          </w:p>
-        </w:tc>
-        <w:tc>
-          <w:tcPr/>
-          <w:p>
-            <w:pPr>
-              <w:pStyle w:val="Compact"/>
-              <w:jc w:val="right"/>
-            </w:pPr>
-            <w:r>
-              <w:t xml:space="preserve">.006</w:t>
-            </w:r>
-          </w:p>
-        </w:tc>
-        <w:tc>
-          <w:tcPr/>
-          <w:p>
-            <w:pPr>
-              <w:pStyle w:val="Compact"/>
-              <w:jc w:val="right"/>
-            </w:pPr>
-            <w:r>
-              <w:t xml:space="preserve">−0.479</w:t>
-            </w:r>
-          </w:p>
-        </w:tc>
-        <w:tc>
-          <w:tcPr/>
-          <w:p>
-            <w:pPr>
-              <w:pStyle w:val="Compact"/>
-              <w:jc w:val="right"/>
-            </w:pPr>
-            <w:r>
-              <w:t xml:space="preserve">.378</w:t>
+              <w:t xml:space="preserve">Foreign ownership ≥ 10%</w:t>
+            </w:r>
+          </w:p>
+        </w:tc>
+        <w:tc>
+          <w:tcPr/>
+          <w:p>
+            <w:pPr>
+              <w:pStyle w:val="Compact"/>
+            </w:pPr>
+          </w:p>
+        </w:tc>
+        <w:tc>
+          <w:tcPr/>
+          <w:p>
+            <w:pPr>
+              <w:pStyle w:val="Compact"/>
+            </w:pPr>
+          </w:p>
+        </w:tc>
+        <w:tc>
+          <w:tcPr/>
+          <w:p>
+            <w:pPr>
+              <w:pStyle w:val="Compact"/>
+              <w:jc w:val="right"/>
+            </w:pPr>
+            <w:r>
+              <w:t xml:space="preserve">+0.259† (.078)</w:t>
+            </w:r>
+          </w:p>
+        </w:tc>
+        <w:tc>
+          <w:tcPr/>
+          <w:p>
+            <w:pPr>
+              <w:pStyle w:val="Compact"/>
+              <w:jc w:val="right"/>
+            </w:pPr>
+            <w:r>
+              <w:t xml:space="preserve">+0.203 (.164)</w:t>
+            </w:r>
+          </w:p>
+        </w:tc>
+        <w:tc>
+          <w:tcPr/>
+          <w:p>
+            <w:pPr>
+              <w:pStyle w:val="Compact"/>
+              <w:jc w:val="right"/>
+            </w:pPr>
+            <w:r>
+              <w:t xml:space="preserve">+0.210 (.151)</w:t>
             </w:r>
           </w:p>
         </w:tc>
@@ -4056,67 +2402,661 @@
               <w:jc w:val="left"/>
             </w:pPr>
             <w:r>
-              <w:t xml:space="preserve">R6: exporters only (intensity)</w:t>
-            </w:r>
-          </w:p>
-        </w:tc>
-        <w:tc>
-          <w:tcPr/>
-          <w:p>
-            <w:pPr>
-              <w:pStyle w:val="Compact"/>
-              <w:jc w:val="right"/>
-            </w:pPr>
-            <w:r>
-              <w:t xml:space="preserve">344</w:t>
-            </w:r>
-          </w:p>
-        </w:tc>
-        <w:tc>
-          <w:tcPr/>
-          <w:p>
-            <w:pPr>
-              <w:pStyle w:val="Compact"/>
-              <w:jc w:val="right"/>
-            </w:pPr>
-            <w:r>
-              <w:t xml:space="preserve">+0.200</w:t>
-            </w:r>
-          </w:p>
-        </w:tc>
-        <w:tc>
-          <w:tcPr/>
-          <w:p>
-            <w:pPr>
-              <w:pStyle w:val="Compact"/>
-              <w:jc w:val="right"/>
-            </w:pPr>
-            <w:r>
-              <w:t xml:space="preserve">.410</w:t>
-            </w:r>
-          </w:p>
-        </w:tc>
-        <w:tc>
-          <w:tcPr/>
-          <w:p>
-            <w:pPr>
-              <w:pStyle w:val="Compact"/>
-              <w:jc w:val="right"/>
-            </w:pPr>
-            <w:r>
-              <w:t xml:space="preserve">+0.450</w:t>
-            </w:r>
-          </w:p>
-        </w:tc>
-        <w:tc>
-          <w:tcPr/>
-          <w:p>
-            <w:pPr>
-              <w:pStyle w:val="Compact"/>
-              <w:jc w:val="right"/>
-            </w:pPr>
-            <w:r>
-              <w:t xml:space="preserve">.551</w:t>
+              <w:t xml:space="preserve">ln(firm age)</w:t>
+            </w:r>
+          </w:p>
+        </w:tc>
+        <w:tc>
+          <w:tcPr/>
+          <w:p>
+            <w:pPr>
+              <w:pStyle w:val="Compact"/>
+            </w:pPr>
+          </w:p>
+        </w:tc>
+        <w:tc>
+          <w:tcPr/>
+          <w:p>
+            <w:pPr>
+              <w:pStyle w:val="Compact"/>
+            </w:pPr>
+          </w:p>
+        </w:tc>
+        <w:tc>
+          <w:tcPr/>
+          <w:p>
+            <w:pPr>
+              <w:pStyle w:val="Compact"/>
+              <w:jc w:val="right"/>
+            </w:pPr>
+            <w:r>
+              <w:t xml:space="preserve">+0.073** (.007)</w:t>
+            </w:r>
+          </w:p>
+        </w:tc>
+        <w:tc>
+          <w:tcPr/>
+          <w:p>
+            <w:pPr>
+              <w:pStyle w:val="Compact"/>
+              <w:jc w:val="right"/>
+            </w:pPr>
+            <w:r>
+              <w:t xml:space="preserve">+0.061* (.027)</w:t>
+            </w:r>
+          </w:p>
+        </w:tc>
+        <w:tc>
+          <w:tcPr/>
+          <w:p>
+            <w:pPr>
+              <w:pStyle w:val="Compact"/>
+              <w:jc w:val="right"/>
+            </w:pPr>
+            <w:r>
+              <w:t xml:space="preserve">+0.063* (.023)</w:t>
+            </w:r>
+          </w:p>
+        </w:tc>
+      </w:tr>
+      <w:tr>
+        <w:tc>
+          <w:tcPr/>
+          <w:p>
+            <w:pPr>
+              <w:pStyle w:val="Compact"/>
+              <w:jc w:val="left"/>
+            </w:pPr>
+            <w:r>
+              <w:t xml:space="preserve">Female top manager</w:t>
+            </w:r>
+          </w:p>
+        </w:tc>
+        <w:tc>
+          <w:tcPr/>
+          <w:p>
+            <w:pPr>
+              <w:pStyle w:val="Compact"/>
+            </w:pPr>
+          </w:p>
+        </w:tc>
+        <w:tc>
+          <w:tcPr/>
+          <w:p>
+            <w:pPr>
+              <w:pStyle w:val="Compact"/>
+            </w:pPr>
+          </w:p>
+        </w:tc>
+        <w:tc>
+          <w:tcPr/>
+          <w:p>
+            <w:pPr>
+              <w:pStyle w:val="Compact"/>
+              <w:jc w:val="right"/>
+            </w:pPr>
+            <w:r>
+              <w:t xml:space="preserve">−0.171* (.010)</w:t>
+            </w:r>
+          </w:p>
+        </w:tc>
+        <w:tc>
+          <w:tcPr/>
+          <w:p>
+            <w:pPr>
+              <w:pStyle w:val="Compact"/>
+              <w:jc w:val="right"/>
+            </w:pPr>
+            <w:r>
+              <w:t xml:space="preserve">−0.170* (.011)</w:t>
+            </w:r>
+          </w:p>
+        </w:tc>
+        <w:tc>
+          <w:tcPr/>
+          <w:p>
+            <w:pPr>
+              <w:pStyle w:val="Compact"/>
+              <w:jc w:val="right"/>
+            </w:pPr>
+            <w:r>
+              <w:t xml:space="preserve">−0.170* (.011)</w:t>
+            </w:r>
+          </w:p>
+        </w:tc>
+      </w:tr>
+      <w:tr>
+        <w:tc>
+          <w:tcPr/>
+          <w:p>
+            <w:pPr>
+              <w:pStyle w:val="Compact"/>
+              <w:jc w:val="left"/>
+            </w:pPr>
+            <w:r>
+              <w:t xml:space="preserve">TCI (z)</w:t>
+            </w:r>
+          </w:p>
+        </w:tc>
+        <w:tc>
+          <w:tcPr/>
+          <w:p>
+            <w:pPr>
+              <w:pStyle w:val="Compact"/>
+            </w:pPr>
+          </w:p>
+        </w:tc>
+        <w:tc>
+          <w:tcPr/>
+          <w:p>
+            <w:pPr>
+              <w:pStyle w:val="Compact"/>
+            </w:pPr>
+          </w:p>
+        </w:tc>
+        <w:tc>
+          <w:tcPr/>
+          <w:p>
+            <w:pPr>
+              <w:pStyle w:val="Compact"/>
+            </w:pPr>
+          </w:p>
+        </w:tc>
+        <w:tc>
+          <w:tcPr/>
+          <w:p>
+            <w:pPr>
+              <w:pStyle w:val="Compact"/>
+              <w:jc w:val="right"/>
+            </w:pPr>
+            <w:r>
+              <w:t xml:space="preserve">+0.100*** (.000)</w:t>
+            </w:r>
+          </w:p>
+        </w:tc>
+        <w:tc>
+          <w:tcPr/>
+          <w:p>
+            <w:pPr>
+              <w:pStyle w:val="Compact"/>
+              <w:jc w:val="right"/>
+            </w:pPr>
+            <w:r>
+              <w:t xml:space="preserve">+0.102*** (.000)</w:t>
+            </w:r>
+          </w:p>
+        </w:tc>
+      </w:tr>
+      <w:tr>
+        <w:tc>
+          <w:tcPr/>
+          <w:p>
+            <w:pPr>
+              <w:pStyle w:val="Compact"/>
+              <w:jc w:val="left"/>
+            </w:pPr>
+            <w:r>
+              <w:t xml:space="preserve">DAI (website)</w:t>
+            </w:r>
+          </w:p>
+        </w:tc>
+        <w:tc>
+          <w:tcPr/>
+          <w:p>
+            <w:pPr>
+              <w:pStyle w:val="Compact"/>
+            </w:pPr>
+          </w:p>
+        </w:tc>
+        <w:tc>
+          <w:tcPr/>
+          <w:p>
+            <w:pPr>
+              <w:pStyle w:val="Compact"/>
+            </w:pPr>
+          </w:p>
+        </w:tc>
+        <w:tc>
+          <w:tcPr/>
+          <w:p>
+            <w:pPr>
+              <w:pStyle w:val="Compact"/>
+            </w:pPr>
+          </w:p>
+        </w:tc>
+        <w:tc>
+          <w:tcPr/>
+          <w:p>
+            <w:pPr>
+              <w:pStyle w:val="Compact"/>
+              <w:jc w:val="right"/>
+            </w:pPr>
+            <w:r>
+              <w:t xml:space="preserve">+0.110* (.028)</w:t>
+            </w:r>
+          </w:p>
+        </w:tc>
+        <w:tc>
+          <w:tcPr/>
+          <w:p>
+            <w:pPr>
+              <w:pStyle w:val="Compact"/>
+              <w:jc w:val="right"/>
+            </w:pPr>
+            <w:r>
+              <w:t xml:space="preserve">+0.111* (.027)</w:t>
+            </w:r>
+          </w:p>
+        </w:tc>
+      </w:tr>
+      <w:tr>
+        <w:tc>
+          <w:tcPr/>
+          <w:p>
+            <w:pPr>
+              <w:pStyle w:val="Compact"/>
+              <w:jc w:val="left"/>
+            </w:pPr>
+            <w:r>
+              <w:t xml:space="preserve">FSTS × TCI</w:t>
+            </w:r>
+          </w:p>
+        </w:tc>
+        <w:tc>
+          <w:tcPr/>
+          <w:p>
+            <w:pPr>
+              <w:pStyle w:val="Compact"/>
+            </w:pPr>
+          </w:p>
+        </w:tc>
+        <w:tc>
+          <w:tcPr/>
+          <w:p>
+            <w:pPr>
+              <w:pStyle w:val="Compact"/>
+            </w:pPr>
+          </w:p>
+        </w:tc>
+        <w:tc>
+          <w:tcPr/>
+          <w:p>
+            <w:pPr>
+              <w:pStyle w:val="Compact"/>
+            </w:pPr>
+          </w:p>
+        </w:tc>
+        <w:tc>
+          <w:tcPr/>
+          <w:p>
+            <w:pPr>
+              <w:pStyle w:val="Compact"/>
+            </w:pPr>
+          </w:p>
+        </w:tc>
+        <w:tc>
+          <w:tcPr/>
+          <w:p>
+            <w:pPr>
+              <w:pStyle w:val="Compact"/>
+              <w:jc w:val="right"/>
+            </w:pPr>
+            <w:r>
+              <w:t xml:space="preserve">−0.126 (.328)</w:t>
+            </w:r>
+          </w:p>
+        </w:tc>
+      </w:tr>
+      <w:tr>
+        <w:tc>
+          <w:tcPr/>
+          <w:p>
+            <w:pPr>
+              <w:pStyle w:val="Compact"/>
+              <w:jc w:val="left"/>
+            </w:pPr>
+            <w:r>
+              <w:t xml:space="preserve">FSTS × DAI</w:t>
+            </w:r>
+          </w:p>
+        </w:tc>
+        <w:tc>
+          <w:tcPr/>
+          <w:p>
+            <w:pPr>
+              <w:pStyle w:val="Compact"/>
+            </w:pPr>
+          </w:p>
+        </w:tc>
+        <w:tc>
+          <w:tcPr/>
+          <w:p>
+            <w:pPr>
+              <w:pStyle w:val="Compact"/>
+            </w:pPr>
+          </w:p>
+        </w:tc>
+        <w:tc>
+          <w:tcPr/>
+          <w:p>
+            <w:pPr>
+              <w:pStyle w:val="Compact"/>
+            </w:pPr>
+          </w:p>
+        </w:tc>
+        <w:tc>
+          <w:tcPr/>
+          <w:p>
+            <w:pPr>
+              <w:pStyle w:val="Compact"/>
+            </w:pPr>
+          </w:p>
+        </w:tc>
+        <w:tc>
+          <w:tcPr/>
+          <w:p>
+            <w:pPr>
+              <w:pStyle w:val="Compact"/>
+              <w:jc w:val="right"/>
+            </w:pPr>
+            <w:r>
+              <w:t xml:space="preserve">+0.111 (.820)</w:t>
+            </w:r>
+          </w:p>
+        </w:tc>
+      </w:tr>
+      <w:tr>
+        <w:tc>
+          <w:tcPr/>
+          <w:p>
+            <w:pPr>
+              <w:pStyle w:val="Compact"/>
+              <w:jc w:val="left"/>
+            </w:pPr>
+            <w:r>
+              <w:t xml:space="preserve">Sector FE</w:t>
+            </w:r>
+          </w:p>
+        </w:tc>
+        <w:tc>
+          <w:tcPr/>
+          <w:p>
+            <w:pPr>
+              <w:pStyle w:val="Compact"/>
+              <w:jc w:val="right"/>
+            </w:pPr>
+            <w:r>
+              <w:t xml:space="preserve">yes</w:t>
+            </w:r>
+          </w:p>
+        </w:tc>
+        <w:tc>
+          <w:tcPr/>
+          <w:p>
+            <w:pPr>
+              <w:pStyle w:val="Compact"/>
+              <w:jc w:val="right"/>
+            </w:pPr>
+            <w:r>
+              <w:t xml:space="preserve">yes</w:t>
+            </w:r>
+          </w:p>
+        </w:tc>
+        <w:tc>
+          <w:tcPr/>
+          <w:p>
+            <w:pPr>
+              <w:pStyle w:val="Compact"/>
+              <w:jc w:val="right"/>
+            </w:pPr>
+            <w:r>
+              <w:t xml:space="preserve">yes</w:t>
+            </w:r>
+          </w:p>
+        </w:tc>
+        <w:tc>
+          <w:tcPr/>
+          <w:p>
+            <w:pPr>
+              <w:pStyle w:val="Compact"/>
+              <w:jc w:val="right"/>
+            </w:pPr>
+            <w:r>
+              <w:t xml:space="preserve">yes</w:t>
+            </w:r>
+          </w:p>
+        </w:tc>
+        <w:tc>
+          <w:tcPr/>
+          <w:p>
+            <w:pPr>
+              <w:pStyle w:val="Compact"/>
+              <w:jc w:val="right"/>
+            </w:pPr>
+            <w:r>
+              <w:t xml:space="preserve">yes</w:t>
+            </w:r>
+          </w:p>
+        </w:tc>
+      </w:tr>
+      <w:tr>
+        <w:tc>
+          <w:tcPr/>
+          <w:p>
+            <w:pPr>
+              <w:pStyle w:val="Compact"/>
+              <w:jc w:val="left"/>
+            </w:pPr>
+            <w:r>
+              <w:t xml:space="preserve">N</w:t>
+            </w:r>
+          </w:p>
+        </w:tc>
+        <w:tc>
+          <w:tcPr/>
+          <w:p>
+            <w:pPr>
+              <w:pStyle w:val="Compact"/>
+              <w:jc w:val="right"/>
+            </w:pPr>
+            <w:r>
+              <w:t xml:space="preserve">2,047</w:t>
+            </w:r>
+          </w:p>
+        </w:tc>
+        <w:tc>
+          <w:tcPr/>
+          <w:p>
+            <w:pPr>
+              <w:pStyle w:val="Compact"/>
+              <w:jc w:val="right"/>
+            </w:pPr>
+            <w:r>
+              <w:t xml:space="preserve">2,047</w:t>
+            </w:r>
+          </w:p>
+        </w:tc>
+        <w:tc>
+          <w:tcPr/>
+          <w:p>
+            <w:pPr>
+              <w:pStyle w:val="Compact"/>
+              <w:jc w:val="right"/>
+            </w:pPr>
+            <w:r>
+              <w:t xml:space="preserve">2,011</w:t>
+            </w:r>
+          </w:p>
+        </w:tc>
+        <w:tc>
+          <w:tcPr/>
+          <w:p>
+            <w:pPr>
+              <w:pStyle w:val="Compact"/>
+              <w:jc w:val="right"/>
+            </w:pPr>
+            <w:r>
+              <w:t xml:space="preserve">1,996</w:t>
+            </w:r>
+          </w:p>
+        </w:tc>
+        <w:tc>
+          <w:tcPr/>
+          <w:p>
+            <w:pPr>
+              <w:pStyle w:val="Compact"/>
+              <w:jc w:val="right"/>
+            </w:pPr>
+            <w:r>
+              <w:t xml:space="preserve">1,996</w:t>
+            </w:r>
+          </w:p>
+        </w:tc>
+      </w:tr>
+      <w:tr>
+        <w:tc>
+          <w:tcPr/>
+          <w:p>
+            <w:pPr>
+              <w:pStyle w:val="Compact"/>
+              <w:jc w:val="left"/>
+            </w:pPr>
+            <w:r>
+              <w:t xml:space="preserve">R²</w:t>
+            </w:r>
+          </w:p>
+        </w:tc>
+        <w:tc>
+          <w:tcPr/>
+          <w:p>
+            <w:pPr>
+              <w:pStyle w:val="Compact"/>
+              <w:jc w:val="right"/>
+            </w:pPr>
+            <w:r>
+              <w:t xml:space="preserve">.140</w:t>
+            </w:r>
+          </w:p>
+        </w:tc>
+        <w:tc>
+          <w:tcPr/>
+          <w:p>
+            <w:pPr>
+              <w:pStyle w:val="Compact"/>
+              <w:jc w:val="right"/>
+            </w:pPr>
+            <w:r>
+              <w:t xml:space="preserve">.141</w:t>
+            </w:r>
+          </w:p>
+        </w:tc>
+        <w:tc>
+          <w:tcPr/>
+          <w:p>
+            <w:pPr>
+              <w:pStyle w:val="Compact"/>
+              <w:jc w:val="right"/>
+            </w:pPr>
+            <w:r>
+              <w:t xml:space="preserve">.147</w:t>
+            </w:r>
+          </w:p>
+        </w:tc>
+        <w:tc>
+          <w:tcPr/>
+          <w:p>
+            <w:pPr>
+              <w:pStyle w:val="Compact"/>
+              <w:jc w:val="right"/>
+            </w:pPr>
+            <w:r>
+              <w:t xml:space="preserve">.162</w:t>
+            </w:r>
+          </w:p>
+        </w:tc>
+        <w:tc>
+          <w:tcPr/>
+          <w:p>
+            <w:pPr>
+              <w:pStyle w:val="Compact"/>
+              <w:jc w:val="right"/>
+            </w:pPr>
+            <w:r>
+              <w:t xml:space="preserve">.163</w:t>
+            </w:r>
+          </w:p>
+        </w:tc>
+      </w:tr>
+      <w:tr>
+        <w:tc>
+          <w:tcPr/>
+          <w:p>
+            <w:pPr>
+              <w:pStyle w:val="Compact"/>
+              <w:jc w:val="left"/>
+            </w:pPr>
+            <w:r>
+              <w:t xml:space="preserve">Algebraic TP</w:t>
+            </w:r>
+          </w:p>
+        </w:tc>
+        <w:tc>
+          <w:tcPr/>
+          <w:p>
+            <w:pPr>
+              <w:pStyle w:val="Compact"/>
+              <w:jc w:val="right"/>
+            </w:pPr>
+            <w:r>
+              <w:t xml:space="preserve">—</w:t>
+            </w:r>
+          </w:p>
+        </w:tc>
+        <w:tc>
+          <w:tcPr/>
+          <w:p>
+            <w:pPr>
+              <w:pStyle w:val="Compact"/>
+              <w:jc w:val="right"/>
+            </w:pPr>
+            <w:r>
+              <w:t xml:space="preserve">[90.1%]</w:t>
+            </w:r>
+          </w:p>
+        </w:tc>
+        <w:tc>
+          <w:tcPr/>
+          <w:p>
+            <w:pPr>
+              <w:pStyle w:val="Compact"/>
+              <w:jc w:val="right"/>
+            </w:pPr>
+            <w:r>
+              <w:t xml:space="preserve">[108.3%]</w:t>
+            </w:r>
+          </w:p>
+        </w:tc>
+        <w:tc>
+          <w:tcPr/>
+          <w:p>
+            <w:pPr>
+              <w:pStyle w:val="Compact"/>
+              <w:jc w:val="right"/>
+            </w:pPr>
+            <w:r>
+              <w:t xml:space="preserve">—</w:t>
+            </w:r>
+          </w:p>
+        </w:tc>
+        <w:tc>
+          <w:tcPr/>
+          <w:p>
+            <w:pPr>
+              <w:pStyle w:val="Compact"/>
+              <w:jc w:val="right"/>
+            </w:pPr>
+            <w:r>
+              <w:t xml:space="preserve">—</w:t>
             </w:r>
           </w:p>
         </w:tc>
@@ -4137,12 +3077,1018 @@
         <w:t xml:space="preserve"> </w:t>
       </w:r>
       <w:r>
+        <w:t xml:space="preserve">HC1 robust standard errors; p-values in parentheses. † p &lt; .10, * p &lt; .05, ** p &lt; .01, *** p &lt; .001. Turning points in brackets are algebraic only; in no specification is the quadratic term significant, so no inverted-U is confirmed (Lind &amp; Mehlum, 2010). Robustness with direct exports only (d3c): β₁ = +1.255** (p = .010), β₂ = −0.674 (p = .445), same conclusion.</w:t>
+      </w:r>
+    </w:p>
+    <w:p>
+      <w:pPr>
+        <w:pStyle w:val="BodyText"/>
+      </w:pPr>
+      <w:r>
+        <w:rPr>
+          <w:bCs/>
+          <w:b/>
+        </w:rPr>
+        <w:t xml:space="preserve">H1 supported.</w:t>
+      </w:r>
+      <w:r>
+        <w:t xml:space="preserve"> </w:t>
+      </w:r>
+      <w:r>
+        <w:t xml:space="preserve">The linear effect is positive and significant; the quadratic term never approaches significance; the algebraic turning point lies far outside the observed FSTS support (mean 4.1%; conditional mean 24.6%). Within the observable range, internationalization is monotonically performance-enhancing: Japan sits on a long ascending limb whose descending counterpart is empirically absent. This mirrors the Singapore single-economy result and the group-level finding for the Advanced innovation-driven regime in the companion 50-economy estimation, and it locates Japan, the economy on which the inverted-U was first drawn, on the straightened upper end of the institutional gradient.</w:t>
+      </w:r>
+    </w:p>
+    <w:p>
+      <w:pPr>
+        <w:pStyle w:val="BodyText"/>
+      </w:pPr>
+      <w:r>
+        <w:rPr>
+          <w:bCs/>
+          <w:b/>
+        </w:rPr>
+        <w:t xml:space="preserve">H2 supported.</w:t>
+      </w:r>
+      <w:r>
+        <w:t xml:space="preserve"> </w:t>
+      </w:r>
+      <w:r>
+        <w:t xml:space="preserve">Technological capability carries a precise positive level effect (+0.100, p &lt; .001) and absorbs much of the raw FSTS effect when introduced in M4, consistent with capability-based selection into exporting. Its interaction with export intensity is not significant (M5: −0.126, p = .328). Capability raises the floor; it does not bend the curve.</w:t>
+      </w:r>
+    </w:p>
+    <w:p>
+      <w:pPr>
+        <w:pStyle w:val="BodyText"/>
+      </w:pPr>
+      <w:r>
+        <w:rPr>
+          <w:bCs/>
+          <w:b/>
+        </w:rPr>
+        <w:t xml:space="preserve">H3 supported.</w:t>
+      </w:r>
+      <w:r>
+        <w:t xml:space="preserve"> </w:t>
+      </w:r>
+      <w:r>
+        <w:t xml:space="preserve">Digital adoption retains a modest positive premium (+0.110, p = .028) despite 83.8% saturation, with no curve-reshaping interaction (M5: +0.111, p = .820). The premium is about half the size found in the pooled 50-economy estimation, the compression that Tier-1 saturation predicts.</w:t>
+      </w:r>
+    </w:p>
+    <w:p>
+      <w:pPr>
+        <w:pStyle w:val="BodyText"/>
+      </w:pPr>
+      <w:r>
+        <w:rPr>
+          <w:bCs/>
+          <w:b/>
+        </w:rPr>
+        <w:t xml:space="preserve">H5 supported.</w:t>
+      </w:r>
+      <w:r>
+        <w:t xml:space="preserve"> </w:t>
+      </w:r>
+      <w:r>
+        <w:t xml:space="preserve">Firm age carries a positive premium (+0.073, p = .007 in M3): each log-unit of age adds roughly seven percent to productivity, a regularity that is both expected and theoretically resonant in the economy with the pool's oldest establishments (mean 50.4 years) and its deep</w:t>
+      </w:r>
+      <w:r>
+        <w:t xml:space="preserve"> </w:t>
+      </w:r>
+      <w:r>
+        <w:rPr>
+          <w:iCs/>
+          <w:i/>
+        </w:rPr>
+        <w:t xml:space="preserve">shinise</w:t>
+      </w:r>
+      <w:r>
+        <w:t xml:space="preserve"> </w:t>
+      </w:r>
+      <w:r>
+        <w:t xml:space="preserve">tradition.</w:t>
+      </w:r>
+    </w:p>
+    <w:p>
+      <w:pPr>
+        <w:pStyle w:val="BodyText"/>
+      </w:pPr>
+      <w:r>
+        <w:rPr>
+          <w:bCs/>
+          <w:b/>
+        </w:rPr>
+        <w:t xml:space="preserve">The female-leadership margin.</w:t>
+      </w:r>
+      <w:r>
+        <w:t xml:space="preserve"> </w:t>
+      </w:r>
+      <w:r>
+        <w:t xml:space="preserve">The female-top-manager coefficient is negative and significant (−0.170, p = .011) in the economy with the region's lowest female-leadership share (7.3%). Given the thinness of that margin, the coefficient is most plausibly read as selection of the few female-led establishments into smaller, lower-margin niches rather than as a leadership effect, and we do not interpret it causally. It is reported transparently as a descriptive regularity that disciplines how upper-echelons effects are read across institutional contexts.</w:t>
+      </w:r>
+    </w:p>
+    <w:bookmarkEnd w:id="34"/>
+    <w:bookmarkStart w:id="35" w:name="X97e44523d2826f76d0ea345acd08f02a62919b2"/>
+    <w:p>
+      <w:pPr>
+        <w:pStyle w:val="Heading3"/>
+      </w:pPr>
+      <w:r>
+        <w:t xml:space="preserve">4.4 The extensive margin: who exports (Table 4)</w:t>
+      </w:r>
+    </w:p>
+    <w:p>
+      <w:pPr>
+        <w:pStyle w:val="FirstParagraph"/>
+      </w:pPr>
+      <w:r>
+        <w:t xml:space="preserve">If the intensity curve is flat within range, the consequential variation lies in</w:t>
+      </w:r>
+      <w:r>
+        <w:t xml:space="preserve"> </w:t>
+      </w:r>
+      <w:r>
+        <w:rPr>
+          <w:iCs/>
+          <w:i/>
+        </w:rPr>
+        <w:t xml:space="preserve">who exports at all</w:t>
+      </w:r>
+      <w:r>
+        <w:t xml:space="preserve">. Table 4 reports a linear probability model of export participation. The result relocates the action decisively. Export participation is governed by foreign ownership (+0.408, p &lt; .001), an establishment that is at least 10% foreign-owned is some forty percentage points more likely to export, by technological capability (+0.083 per standard deviation, p &lt; .001), and by digital adoption (+0.046, p = .005). Firm age contributes modestly (+0.026, p = .010). Firm size, by contrast, does not independently predict participation once capability and ownership are controlled (+0.014, p = .114), and the female-leadership margin is weakly negative (−0.048, p = .062). The model explains a substantial share of the cross-sectional variation in participation (R² = 0.228).</w:t>
+      </w:r>
+    </w:p>
+    <w:p>
+      <w:pPr>
+        <w:pStyle w:val="BodyText"/>
+      </w:pPr>
+      <w:r>
+        <w:rPr>
+          <w:bCs/>
+          <w:b/>
+        </w:rPr>
+        <w:t xml:space="preserve">Table 4. Extensive margin, who exports (LPM; DV: exporter status)</w:t>
+      </w:r>
+    </w:p>
+    <w:tbl>
+      <w:tblPr>
+        <w:tblStyle w:val="Table"/>
+        <w:tblW w:type="auto" w:w="0"/>
+        <w:tblLook w:firstRow="1" w:lastRow="0" w:firstColumn="0" w:lastColumn="0" w:noHBand="0" w:noVBand="0" w:val="0020"/>
+        <w:jc w:val="start"/>
+      </w:tblPr>
+      <w:tblGrid>
+        <w:gridCol w:w="2640"/>
+        <w:gridCol w:w="2640"/>
+        <w:gridCol w:w="2640"/>
+      </w:tblGrid>
+      <w:tr>
+        <w:trPr>
+          <w:tblHeader w:val="true"/>
+        </w:trPr>
+        <w:tc>
+          <w:tcPr/>
+          <w:p>
+            <w:pPr>
+              <w:pStyle w:val="Compact"/>
+              <w:jc w:val="left"/>
+            </w:pPr>
+            <w:r>
+              <w:t xml:space="preserve">Covariate</w:t>
+            </w:r>
+          </w:p>
+        </w:tc>
+        <w:tc>
+          <w:tcPr/>
+          <w:p>
+            <w:pPr>
+              <w:pStyle w:val="Compact"/>
+              <w:jc w:val="right"/>
+            </w:pPr>
+            <w:r>
+              <w:t xml:space="preserve">Coefficient</w:t>
+            </w:r>
+          </w:p>
+        </w:tc>
+        <w:tc>
+          <w:tcPr/>
+          <w:p>
+            <w:pPr>
+              <w:pStyle w:val="Compact"/>
+              <w:jc w:val="right"/>
+            </w:pPr>
+            <w:r>
+              <w:t xml:space="preserve">p</w:t>
+            </w:r>
+          </w:p>
+        </w:tc>
+      </w:tr>
+      <w:tr>
+        <w:tc>
+          <w:tcPr/>
+          <w:p>
+            <w:pPr>
+              <w:pStyle w:val="Compact"/>
+              <w:jc w:val="left"/>
+            </w:pPr>
+            <w:r>
+              <w:t xml:space="preserve">Technological capability (z)</w:t>
+            </w:r>
+          </w:p>
+        </w:tc>
+        <w:tc>
+          <w:tcPr/>
+          <w:p>
+            <w:pPr>
+              <w:pStyle w:val="Compact"/>
+              <w:jc w:val="right"/>
+            </w:pPr>
+            <w:r>
+              <w:t xml:space="preserve">+0.083</w:t>
+            </w:r>
+          </w:p>
+        </w:tc>
+        <w:tc>
+          <w:tcPr/>
+          <w:p>
+            <w:pPr>
+              <w:pStyle w:val="Compact"/>
+              <w:jc w:val="right"/>
+            </w:pPr>
+            <w:r>
+              <w:t xml:space="preserve">&lt; .001</w:t>
+            </w:r>
+          </w:p>
+        </w:tc>
+      </w:tr>
+      <w:tr>
+        <w:tc>
+          <w:tcPr/>
+          <w:p>
+            <w:pPr>
+              <w:pStyle w:val="Compact"/>
+              <w:jc w:val="left"/>
+            </w:pPr>
+            <w:r>
+              <w:t xml:space="preserve">Digital adoption (website)</w:t>
+            </w:r>
+          </w:p>
+        </w:tc>
+        <w:tc>
+          <w:tcPr/>
+          <w:p>
+            <w:pPr>
+              <w:pStyle w:val="Compact"/>
+              <w:jc w:val="right"/>
+            </w:pPr>
+            <w:r>
+              <w:t xml:space="preserve">+0.046</w:t>
+            </w:r>
+          </w:p>
+        </w:tc>
+        <w:tc>
+          <w:tcPr/>
+          <w:p>
+            <w:pPr>
+              <w:pStyle w:val="Compact"/>
+              <w:jc w:val="right"/>
+            </w:pPr>
+            <w:r>
+              <w:t xml:space="preserve">.005</w:t>
+            </w:r>
+          </w:p>
+        </w:tc>
+      </w:tr>
+      <w:tr>
+        <w:tc>
+          <w:tcPr/>
+          <w:p>
+            <w:pPr>
+              <w:pStyle w:val="Compact"/>
+              <w:jc w:val="left"/>
+            </w:pPr>
+            <w:r>
+              <w:t xml:space="preserve">Foreign ownership ≥ 10%</w:t>
+            </w:r>
+          </w:p>
+        </w:tc>
+        <w:tc>
+          <w:tcPr/>
+          <w:p>
+            <w:pPr>
+              <w:pStyle w:val="Compact"/>
+              <w:jc w:val="right"/>
+            </w:pPr>
+            <w:r>
+              <w:t xml:space="preserve">+0.408</w:t>
+            </w:r>
+          </w:p>
+        </w:tc>
+        <w:tc>
+          <w:tcPr/>
+          <w:p>
+            <w:pPr>
+              <w:pStyle w:val="Compact"/>
+              <w:jc w:val="right"/>
+            </w:pPr>
+            <w:r>
+              <w:t xml:space="preserve">&lt; .001</w:t>
+            </w:r>
+          </w:p>
+        </w:tc>
+      </w:tr>
+      <w:tr>
+        <w:tc>
+          <w:tcPr/>
+          <w:p>
+            <w:pPr>
+              <w:pStyle w:val="Compact"/>
+              <w:jc w:val="left"/>
+            </w:pPr>
+            <w:r>
+              <w:t xml:space="preserve">ln(firm age)</w:t>
+            </w:r>
+          </w:p>
+        </w:tc>
+        <w:tc>
+          <w:tcPr/>
+          <w:p>
+            <w:pPr>
+              <w:pStyle w:val="Compact"/>
+              <w:jc w:val="right"/>
+            </w:pPr>
+            <w:r>
+              <w:t xml:space="preserve">+0.026</w:t>
+            </w:r>
+          </w:p>
+        </w:tc>
+        <w:tc>
+          <w:tcPr/>
+          <w:p>
+            <w:pPr>
+              <w:pStyle w:val="Compact"/>
+              <w:jc w:val="right"/>
+            </w:pPr>
+            <w:r>
+              <w:t xml:space="preserve">.010</w:t>
+            </w:r>
+          </w:p>
+        </w:tc>
+      </w:tr>
+      <w:tr>
+        <w:tc>
+          <w:tcPr/>
+          <w:p>
+            <w:pPr>
+              <w:pStyle w:val="Compact"/>
+              <w:jc w:val="left"/>
+            </w:pPr>
+            <w:r>
+              <w:t xml:space="preserve">Female top manager</w:t>
+            </w:r>
+          </w:p>
+        </w:tc>
+        <w:tc>
+          <w:tcPr/>
+          <w:p>
+            <w:pPr>
+              <w:pStyle w:val="Compact"/>
+              <w:jc w:val="right"/>
+            </w:pPr>
+            <w:r>
+              <w:t xml:space="preserve">−0.048</w:t>
+            </w:r>
+          </w:p>
+        </w:tc>
+        <w:tc>
+          <w:tcPr/>
+          <w:p>
+            <w:pPr>
+              <w:pStyle w:val="Compact"/>
+              <w:jc w:val="right"/>
+            </w:pPr>
+            <w:r>
+              <w:t xml:space="preserve">.062</w:t>
+            </w:r>
+          </w:p>
+        </w:tc>
+      </w:tr>
+      <w:tr>
+        <w:tc>
+          <w:tcPr/>
+          <w:p>
+            <w:pPr>
+              <w:pStyle w:val="Compact"/>
+              <w:jc w:val="left"/>
+            </w:pPr>
+            <w:r>
+              <w:t xml:space="preserve">ln employment (z)</w:t>
+            </w:r>
+          </w:p>
+        </w:tc>
+        <w:tc>
+          <w:tcPr/>
+          <w:p>
+            <w:pPr>
+              <w:pStyle w:val="Compact"/>
+              <w:jc w:val="right"/>
+            </w:pPr>
+            <w:r>
+              <w:t xml:space="preserve">+0.014</w:t>
+            </w:r>
+          </w:p>
+        </w:tc>
+        <w:tc>
+          <w:tcPr/>
+          <w:p>
+            <w:pPr>
+              <w:pStyle w:val="Compact"/>
+              <w:jc w:val="right"/>
+            </w:pPr>
+            <w:r>
+              <w:t xml:space="preserve">.114</w:t>
+            </w:r>
+          </w:p>
+        </w:tc>
+      </w:tr>
+      <w:tr>
+        <w:tc>
+          <w:tcPr/>
+          <w:p>
+            <w:pPr>
+              <w:pStyle w:val="Compact"/>
+              <w:jc w:val="left"/>
+            </w:pPr>
+            <w:r>
+              <w:t xml:space="preserve">Sector FE</w:t>
+            </w:r>
+          </w:p>
+        </w:tc>
+        <w:tc>
+          <w:tcPr/>
+          <w:p>
+            <w:pPr>
+              <w:pStyle w:val="Compact"/>
+              <w:jc w:val="right"/>
+            </w:pPr>
+            <w:r>
+              <w:t xml:space="preserve">yes</w:t>
+            </w:r>
+          </w:p>
+        </w:tc>
+        <w:tc>
+          <w:tcPr/>
+          <w:p>
+            <w:pPr>
+              <w:pStyle w:val="Compact"/>
+            </w:pPr>
+          </w:p>
+        </w:tc>
+      </w:tr>
+      <w:tr>
+        <w:tc>
+          <w:tcPr/>
+          <w:p>
+            <w:pPr>
+              <w:pStyle w:val="Compact"/>
+              <w:jc w:val="left"/>
+            </w:pPr>
+            <w:r>
+              <w:t xml:space="preserve">N</w:t>
+            </w:r>
+          </w:p>
+        </w:tc>
+        <w:tc>
+          <w:tcPr/>
+          <w:p>
+            <w:pPr>
+              <w:pStyle w:val="Compact"/>
+              <w:jc w:val="right"/>
+            </w:pPr>
+            <w:r>
+              <w:t xml:space="preserve">2,062</w:t>
+            </w:r>
+          </w:p>
+        </w:tc>
+        <w:tc>
+          <w:tcPr/>
+          <w:p>
+            <w:pPr>
+              <w:pStyle w:val="Compact"/>
+            </w:pPr>
+          </w:p>
+        </w:tc>
+      </w:tr>
+      <w:tr>
+        <w:tc>
+          <w:tcPr/>
+          <w:p>
+            <w:pPr>
+              <w:pStyle w:val="Compact"/>
+              <w:jc w:val="left"/>
+            </w:pPr>
+            <w:r>
+              <w:t xml:space="preserve">R²</w:t>
+            </w:r>
+          </w:p>
+        </w:tc>
+        <w:tc>
+          <w:tcPr/>
+          <w:p>
+            <w:pPr>
+              <w:pStyle w:val="Compact"/>
+              <w:jc w:val="right"/>
+            </w:pPr>
+            <w:r>
+              <w:t xml:space="preserve">0.228</w:t>
+            </w:r>
+          </w:p>
+        </w:tc>
+        <w:tc>
+          <w:tcPr/>
+          <w:p>
+            <w:pPr>
+              <w:pStyle w:val="Compact"/>
+            </w:pPr>
+          </w:p>
+        </w:tc>
+      </w:tr>
+    </w:tbl>
+    <w:p>
+      <w:pPr>
+        <w:pStyle w:val="BodyText"/>
+      </w:pPr>
+      <w:r>
+        <w:rPr>
+          <w:iCs/>
+          <w:i/>
+        </w:rPr>
+        <w:t xml:space="preserve">Notes:</w:t>
+      </w:r>
+      <w:r>
+        <w:t xml:space="preserve"> </w:t>
+      </w:r>
+      <w:r>
+        <w:t xml:space="preserve">HC1 robust standard errors. Linear probability model; coefficients are changes in the probability of being an exporter.</w:t>
+      </w:r>
+    </w:p>
+    <w:p>
+      <w:pPr>
+        <w:pStyle w:val="BodyText"/>
+      </w:pPr>
+      <w:r>
+        <w:rPr>
+          <w:bCs/>
+          <w:b/>
+        </w:rPr>
+        <w:t xml:space="preserve">H4 supported.</w:t>
+      </w:r>
+      <w:r>
+        <w:t xml:space="preserve"> </w:t>
+      </w:r>
+      <w:r>
+        <w:t xml:space="preserve">The same capability and ownership factors that do not reshape the intensity curve govern entry into exporting. At the frontier, the productivity payoff to internationalization operates chiefly through the participation threshold: exporters earn a productivity premium of 25.8% over non-exporters (p &lt; .001, controlling for ownership, age, gender, and sector), and the firms that cross the threshold are those endowed with the capabilities, technological, digital, and ownership-linked, that make foreign-market entry viable. This is the Melitz (2003) self-selection mechanism observed in a frontier economy: the action is at the extensive margin, not along the intensity gradient.</w:t>
+      </w:r>
+    </w:p>
+    <w:bookmarkEnd w:id="35"/>
+    <w:bookmarkStart w:id="36" w:name="X3b49b1ebe616c23c8305e9430605963a9450daa"/>
+    <w:p>
+      <w:pPr>
+        <w:pStyle w:val="Heading3"/>
+      </w:pPr>
+      <w:r>
+        <w:t xml:space="preserve">4.5 Robustness (Table 5)</w:t>
+      </w:r>
+    </w:p>
+    <w:p>
+      <w:pPr>
+        <w:pStyle w:val="FirstParagraph"/>
+      </w:pPr>
+      <w:r>
+        <w:t xml:space="preserve">Table 5 subjects the central finding, a positive linear and a non-significant quadratic export effect, to four alternative specifications. Adding a firm-size control (R2) leaves the linear effect positive (+0.656, p = .046) and the quadratic insignificant (p = .662). Restricting to domestic-owned establishments (R3) strengthens the linear effect (+0.917, p = .012) with the quadratic still insignificant (p = .448), confirming that the result is not driven by the rare foreign-owned firms. Winsorising productivity at the 5th/95th percentiles (R5) yields the same pattern (+0.837, p = .006; quadratic p = .378). Estimating the intensity margin on exporters only (R6, N = 344), where the linear/quadratic terms are identified off participating firms alone, the export-intensity effect is positive but no longer significant (+0.200, p = .410) and the quadratic remains insignificant (p = .551), consistent with the action lying at participation rather than intensity. In no specification, across the full sample, the domestic-owned subsample, alternative winsorisation, or the exporters-only subsample, does the quadratic term attain significance. The monotone-positive-within-range conclusion is robust.</w:t>
+      </w:r>
+    </w:p>
+    <w:p>
+      <w:pPr>
+        <w:pStyle w:val="BodyText"/>
+      </w:pPr>
+      <w:r>
+        <w:rPr>
+          <w:bCs/>
+          <w:b/>
+        </w:rPr>
+        <w:t xml:space="preserve">Table 5. Robustness battery (linear and quadratic export effect)</w:t>
+      </w:r>
+    </w:p>
+    <w:tbl>
+      <w:tblPr>
+        <w:tblStyle w:val="Table"/>
+        <w:tblW w:type="auto" w:w="0"/>
+        <w:tblLook w:firstRow="1" w:lastRow="0" w:firstColumn="0" w:lastColumn="0" w:noHBand="0" w:noVBand="0" w:val="0020"/>
+        <w:jc w:val="start"/>
+      </w:tblPr>
+      <w:tblGrid>
+        <w:gridCol w:w="1320"/>
+        <w:gridCol w:w="1320"/>
+        <w:gridCol w:w="1320"/>
+        <w:gridCol w:w="1320"/>
+        <w:gridCol w:w="1320"/>
+        <w:gridCol w:w="1320"/>
+      </w:tblGrid>
+      <w:tr>
+        <w:trPr>
+          <w:tblHeader w:val="true"/>
+        </w:trPr>
+        <w:tc>
+          <w:tcPr/>
+          <w:p>
+            <w:pPr>
+              <w:pStyle w:val="Compact"/>
+              <w:jc w:val="left"/>
+            </w:pPr>
+            <w:r>
+              <w:t xml:space="preserve">Specification</w:t>
+            </w:r>
+          </w:p>
+        </w:tc>
+        <w:tc>
+          <w:tcPr/>
+          <w:p>
+            <w:pPr>
+              <w:pStyle w:val="Compact"/>
+              <w:jc w:val="right"/>
+            </w:pPr>
+            <w:r>
+              <w:t xml:space="preserve">N</w:t>
+            </w:r>
+          </w:p>
+        </w:tc>
+        <w:tc>
+          <w:tcPr/>
+          <w:p>
+            <w:pPr>
+              <w:pStyle w:val="Compact"/>
+              <w:jc w:val="right"/>
+            </w:pPr>
+            <w:r>
+              <w:t xml:space="preserve">β₁ (linear)</w:t>
+            </w:r>
+          </w:p>
+        </w:tc>
+        <w:tc>
+          <w:tcPr/>
+          <w:p>
+            <w:pPr>
+              <w:pStyle w:val="Compact"/>
+              <w:jc w:val="right"/>
+            </w:pPr>
+            <w:r>
+              <w:t xml:space="preserve">p</w:t>
+            </w:r>
+          </w:p>
+        </w:tc>
+        <w:tc>
+          <w:tcPr/>
+          <w:p>
+            <w:pPr>
+              <w:pStyle w:val="Compact"/>
+              <w:jc w:val="right"/>
+            </w:pPr>
+            <w:r>
+              <w:t xml:space="preserve">β₂ (quadratic)</w:t>
+            </w:r>
+          </w:p>
+        </w:tc>
+        <w:tc>
+          <w:tcPr/>
+          <w:p>
+            <w:pPr>
+              <w:pStyle w:val="Compact"/>
+              <w:jc w:val="right"/>
+            </w:pPr>
+            <w:r>
+              <w:t xml:space="preserve">p</w:t>
+            </w:r>
+          </w:p>
+        </w:tc>
+      </w:tr>
+      <w:tr>
+        <w:tc>
+          <w:tcPr/>
+          <w:p>
+            <w:pPr>
+              <w:pStyle w:val="Compact"/>
+              <w:jc w:val="left"/>
+            </w:pPr>
+            <w:r>
+              <w:t xml:space="preserve">R2: + ln firm size</w:t>
+            </w:r>
+          </w:p>
+        </w:tc>
+        <w:tc>
+          <w:tcPr/>
+          <w:p>
+            <w:pPr>
+              <w:pStyle w:val="Compact"/>
+              <w:jc w:val="right"/>
+            </w:pPr>
+            <w:r>
+              <w:t xml:space="preserve">2,011</w:t>
+            </w:r>
+          </w:p>
+        </w:tc>
+        <w:tc>
+          <w:tcPr/>
+          <w:p>
+            <w:pPr>
+              <w:pStyle w:val="Compact"/>
+              <w:jc w:val="right"/>
+            </w:pPr>
+            <w:r>
+              <w:t xml:space="preserve">+0.656</w:t>
+            </w:r>
+          </w:p>
+        </w:tc>
+        <w:tc>
+          <w:tcPr/>
+          <w:p>
+            <w:pPr>
+              <w:pStyle w:val="Compact"/>
+              <w:jc w:val="right"/>
+            </w:pPr>
+            <w:r>
+              <w:t xml:space="preserve">.046</w:t>
+            </w:r>
+          </w:p>
+        </w:tc>
+        <w:tc>
+          <w:tcPr/>
+          <w:p>
+            <w:pPr>
+              <w:pStyle w:val="Compact"/>
+              <w:jc w:val="right"/>
+            </w:pPr>
+            <w:r>
+              <w:t xml:space="preserve">−0.263</w:t>
+            </w:r>
+          </w:p>
+        </w:tc>
+        <w:tc>
+          <w:tcPr/>
+          <w:p>
+            <w:pPr>
+              <w:pStyle w:val="Compact"/>
+              <w:jc w:val="right"/>
+            </w:pPr>
+            <w:r>
+              <w:t xml:space="preserve">.662</w:t>
+            </w:r>
+          </w:p>
+        </w:tc>
+      </w:tr>
+      <w:tr>
+        <w:tc>
+          <w:tcPr/>
+          <w:p>
+            <w:pPr>
+              <w:pStyle w:val="Compact"/>
+              <w:jc w:val="left"/>
+            </w:pPr>
+            <w:r>
+              <w:t xml:space="preserve">R3: domestic-owned only</w:t>
+            </w:r>
+          </w:p>
+        </w:tc>
+        <w:tc>
+          <w:tcPr/>
+          <w:p>
+            <w:pPr>
+              <w:pStyle w:val="Compact"/>
+              <w:jc w:val="right"/>
+            </w:pPr>
+            <w:r>
+              <w:t xml:space="preserve">1,976</w:t>
+            </w:r>
+          </w:p>
+        </w:tc>
+        <w:tc>
+          <w:tcPr/>
+          <w:p>
+            <w:pPr>
+              <w:pStyle w:val="Compact"/>
+              <w:jc w:val="right"/>
+            </w:pPr>
+            <w:r>
+              <w:t xml:space="preserve">+0.917</w:t>
+            </w:r>
+          </w:p>
+        </w:tc>
+        <w:tc>
+          <w:tcPr/>
+          <w:p>
+            <w:pPr>
+              <w:pStyle w:val="Compact"/>
+              <w:jc w:val="right"/>
+            </w:pPr>
+            <w:r>
+              <w:t xml:space="preserve">.012</w:t>
+            </w:r>
+          </w:p>
+        </w:tc>
+        <w:tc>
+          <w:tcPr/>
+          <w:p>
+            <w:pPr>
+              <w:pStyle w:val="Compact"/>
+              <w:jc w:val="right"/>
+            </w:pPr>
+            <w:r>
+              <w:t xml:space="preserve">−0.533</w:t>
+            </w:r>
+          </w:p>
+        </w:tc>
+        <w:tc>
+          <w:tcPr/>
+          <w:p>
+            <w:pPr>
+              <w:pStyle w:val="Compact"/>
+              <w:jc w:val="right"/>
+            </w:pPr>
+            <w:r>
+              <w:t xml:space="preserve">.448</w:t>
+            </w:r>
+          </w:p>
+        </w:tc>
+      </w:tr>
+      <w:tr>
+        <w:tc>
+          <w:tcPr/>
+          <w:p>
+            <w:pPr>
+              <w:pStyle w:val="Compact"/>
+              <w:jc w:val="left"/>
+            </w:pPr>
+            <w:r>
+              <w:t xml:space="preserve">R5: winsor 5th/95th</w:t>
+            </w:r>
+          </w:p>
+        </w:tc>
+        <w:tc>
+          <w:tcPr/>
+          <w:p>
+            <w:pPr>
+              <w:pStyle w:val="Compact"/>
+              <w:jc w:val="right"/>
+            </w:pPr>
+            <w:r>
+              <w:t xml:space="preserve">2,011</w:t>
+            </w:r>
+          </w:p>
+        </w:tc>
+        <w:tc>
+          <w:tcPr/>
+          <w:p>
+            <w:pPr>
+              <w:pStyle w:val="Compact"/>
+              <w:jc w:val="right"/>
+            </w:pPr>
+            <w:r>
+              <w:t xml:space="preserve">+0.837</w:t>
+            </w:r>
+          </w:p>
+        </w:tc>
+        <w:tc>
+          <w:tcPr/>
+          <w:p>
+            <w:pPr>
+              <w:pStyle w:val="Compact"/>
+              <w:jc w:val="right"/>
+            </w:pPr>
+            <w:r>
+              <w:t xml:space="preserve">.006</w:t>
+            </w:r>
+          </w:p>
+        </w:tc>
+        <w:tc>
+          <w:tcPr/>
+          <w:p>
+            <w:pPr>
+              <w:pStyle w:val="Compact"/>
+              <w:jc w:val="right"/>
+            </w:pPr>
+            <w:r>
+              <w:t xml:space="preserve">−0.479</w:t>
+            </w:r>
+          </w:p>
+        </w:tc>
+        <w:tc>
+          <w:tcPr/>
+          <w:p>
+            <w:pPr>
+              <w:pStyle w:val="Compact"/>
+              <w:jc w:val="right"/>
+            </w:pPr>
+            <w:r>
+              <w:t xml:space="preserve">.378</w:t>
+            </w:r>
+          </w:p>
+        </w:tc>
+      </w:tr>
+      <w:tr>
+        <w:tc>
+          <w:tcPr/>
+          <w:p>
+            <w:pPr>
+              <w:pStyle w:val="Compact"/>
+              <w:jc w:val="left"/>
+            </w:pPr>
+            <w:r>
+              <w:t xml:space="preserve">R6: exporters only (intensity)</w:t>
+            </w:r>
+          </w:p>
+        </w:tc>
+        <w:tc>
+          <w:tcPr/>
+          <w:p>
+            <w:pPr>
+              <w:pStyle w:val="Compact"/>
+              <w:jc w:val="right"/>
+            </w:pPr>
+            <w:r>
+              <w:t xml:space="preserve">344</w:t>
+            </w:r>
+          </w:p>
+        </w:tc>
+        <w:tc>
+          <w:tcPr/>
+          <w:p>
+            <w:pPr>
+              <w:pStyle w:val="Compact"/>
+              <w:jc w:val="right"/>
+            </w:pPr>
+            <w:r>
+              <w:t xml:space="preserve">+0.200</w:t>
+            </w:r>
+          </w:p>
+        </w:tc>
+        <w:tc>
+          <w:tcPr/>
+          <w:p>
+            <w:pPr>
+              <w:pStyle w:val="Compact"/>
+              <w:jc w:val="right"/>
+            </w:pPr>
+            <w:r>
+              <w:t xml:space="preserve">.410</w:t>
+            </w:r>
+          </w:p>
+        </w:tc>
+        <w:tc>
+          <w:tcPr/>
+          <w:p>
+            <w:pPr>
+              <w:pStyle w:val="Compact"/>
+              <w:jc w:val="right"/>
+            </w:pPr>
+            <w:r>
+              <w:t xml:space="preserve">+0.450</w:t>
+            </w:r>
+          </w:p>
+        </w:tc>
+        <w:tc>
+          <w:tcPr/>
+          <w:p>
+            <w:pPr>
+              <w:pStyle w:val="Compact"/>
+              <w:jc w:val="right"/>
+            </w:pPr>
+            <w:r>
+              <w:t xml:space="preserve">.551</w:t>
+            </w:r>
+          </w:p>
+        </w:tc>
+      </w:tr>
+    </w:tbl>
+    <w:p>
+      <w:pPr>
+        <w:pStyle w:val="BodyText"/>
+      </w:pPr>
+      <w:r>
+        <w:rPr>
+          <w:iCs/>
+          <w:i/>
+        </w:rPr>
+        <w:t xml:space="preserve">Notes:</w:t>
+      </w:r>
+      <w:r>
+        <w:t xml:space="preserve"> </w:t>
+      </w:r>
+      <w:r>
         <w:t xml:space="preserve">HC1 robust standard errors; all models include sector fixed effects and the demographic controls of M3. The quadratic term is insignificant in every specification.</w:t>
       </w:r>
     </w:p>
     <w:bookmarkEnd w:id="36"/>
     <w:bookmarkEnd w:id="37"/>
-    <w:bookmarkStart w:id="42" w:name="discussion"/>
+    <w:bookmarkStart w:id="42" w:name="X735612638e4e736e4693e459c258977262c0dfc"/>
     <w:p>
       <w:pPr>
         <w:pStyle w:val="Heading2"/>
@@ -4151,7 +4097,7 @@
         <w:t xml:space="preserve">5. Discussion</w:t>
       </w:r>
     </w:p>
-    <w:bookmarkStart w:id="38" w:name="completing-the-three-zone-picture"/>
+    <w:bookmarkStart w:id="38" w:name="X0060750d2463828db873021f0e9a167307ab762"/>
     <w:p>
       <w:pPr>
         <w:pStyle w:val="Heading3"/>
@@ -4165,11 +4111,11 @@
         <w:pStyle w:val="FirstParagraph"/>
       </w:pPr>
       <w:r>
-        <w:t xml:space="preserve">The Japan results complete a three-zone picture of the institution-contingent I–P relationship that emerges across the 50-economy region. In the middle of the institutional gradient, the inverted-U is sharp and reliably located: the lower-middle transition regime exhibits a turning point near 43% with a significant negative quadratic term, and single-economy evidence places Vietnam in the high-thirties to mid-forties and India near 41% in the early 2020s. At the upper bound, in Japan as in Singapore and in the Advanced innovation-driven regime as a group, the curve straightens: the within-range relationship is monotonically positive and no harmful threshold is observable. At the lower bound, the relationship dissolves into insignificance, and in the Pacific small-island group it reverses under a level-based specification, the phenomenon the companion work names the Forced Internationalization Penalty. Japan supplies the cleanest upper-bound observation of this family of curves, on an inaugural survey wave free of any panel attrition or schema-change artefacts, and it does so for the very economy on which the inverted-U was first established, resolving the irony noted in the introduction: the bend that Lu and Beamish (2001, 2004) found on Japanese multinationals’ geographic scope is, on the harmonised establishment instrument, pushed beyond range, because the WBES frame measures the domestic-economy export-intensity margin rather than the foreign-subsidiary scope margin.</w:t>
+        <w:t xml:space="preserve">The Japan results complete a three-zone picture of the institution-contingent I–P relationship that emerges across the 50-economy region. In the middle of the institutional gradient, the inverted-U is sharp and reliably located: the lower-middle transition regime exhibits a turning point near 43% with a significant negative quadratic term, and single-economy evidence places Vietnam in the high-thirties to mid-forties and India near 41% in the early 2020s. At the upper bound, in Japan as in Singapore and in the Advanced innovation-driven regime as a group, the curve straightens: the within-range relationship is monotonically positive and no harmful threshold is observable. At the lower bound, the relationship dissolves into insignificance, and in the Pacific small-island group it reverses under a level-based specification, the phenomenon the companion work names the Forced Internationalization Penalty. Japan supplies the cleanest upper-bound observation of this family of curves, on an inaugural survey wave free of any panel attrition or schema-change artefacts, and it does so for the very economy on which the inverted-U was first established, resolving the irony noted in the introduction: the bend that Lu and Beamish (2001, 2004) found on Japanese multinationals' geographic scope is, on the harmonised establishment instrument, pushed beyond range, because the WBES frame measures the domestic-economy export-intensity margin rather than the foreign-subsidiary scope margin.</w:t>
       </w:r>
     </w:p>
     <w:bookmarkEnd w:id="38"/>
-    <w:bookmarkStart w:id="39" w:name="X7a751151190076bd16bb53c3a37b26d1361651a"/>
+    <w:bookmarkStart w:id="39" w:name="Xff8f54e05b09ddd68e826c85e8dd9accdfbcd4a"/>
     <w:p>
       <w:pPr>
         <w:pStyle w:val="Heading3"/>
@@ -4203,7 +4149,7 @@
       </w:r>
     </w:p>
     <w:bookmarkEnd w:id="39"/>
-    <w:bookmarkStart w:id="40" w:name="X75fbe312fb04e39bb5a4efa1517cbe98c056c66"/>
+    <w:bookmarkStart w:id="40" w:name="X527ee7bfc68b8648ca7c6de89f264566a929f66"/>
     <w:p>
       <w:pPr>
         <w:pStyle w:val="Heading3"/>
@@ -4237,7 +4183,7 @@
       </w:r>
     </w:p>
     <w:bookmarkEnd w:id="40"/>
-    <w:bookmarkStart w:id="41" w:name="limitations"/>
+    <w:bookmarkStart w:id="41" w:name="X47b33dbf897054d79ce3d759da46f0a1ef21be8"/>
     <w:p>
       <w:pPr>
         <w:pStyle w:val="Heading3"/>
@@ -4256,7 +4202,7 @@
     </w:p>
     <w:bookmarkEnd w:id="41"/>
     <w:bookmarkEnd w:id="42"/>
-    <w:bookmarkStart w:id="43" w:name="conclusion"/>
+    <w:bookmarkStart w:id="43" w:name="X6b297cc947e0db5526be369b1f0f4ddc67b2415"/>
     <w:p>
       <w:pPr>
         <w:pStyle w:val="Heading2"/>
@@ -4270,7 +4216,7 @@
         <w:pStyle w:val="FirstParagraph"/>
       </w:pPr>
       <w:r>
-        <w:t xml:space="preserve">Using Japan’s first-ever World Bank Enterprise Survey, we show that at the upper bound of the institutional gradient the internationalization–performance relationship is monotonically positive within the observable range, with no statistically detectable turning point in any specification. Technological capability and digital adoption raise productivity levels without reshaping the curve; firm longevity carries a measurable premium consistent with the</w:t>
+        <w:t xml:space="preserve">Using Japan's first-ever World Bank Enterprise Survey, we show that at the upper bound of the institutional gradient the internationalization–performance relationship is monotonically positive within the observable range, with no statistically detectable turning point in any specification. Technological capability and digital adoption raise productivity levels without reshaping the curve; firm longevity carries a measurable premium consistent with the</w:t>
       </w:r>
       <w:r>
         <w:t xml:space="preserve"> </w:t>
@@ -4290,7 +4236,132 @@
       </w:r>
     </w:p>
     <w:bookmarkEnd w:id="43"/>
-    <w:bookmarkStart w:id="44" w:name="references"/>
+    <w:bookmarkStart w:id="44" w:name="acknowledgements"/>
+    <w:p>
+      <w:pPr>
+        <w:pStyle w:val="Heading2"/>
+      </w:pPr>
+      <w:r>
+        <w:t xml:space="preserve">Acknowledgements</w:t>
+      </w:r>
+    </w:p>
+    <w:p>
+      <w:pPr>
+        <w:pStyle w:val="FirstParagraph"/>
+      </w:pPr>
+      <w:r>
+        <w:t xml:space="preserve">The authors thank the Enterprise Analysis Unit of the Development Economics Global Indicators Group of the World Bank for the WBES Japan 2025 (first survey wave) data. The original collector of the data, the authorised distributor, and the relevant funding agency bear no responsibility for the use of the data or for interpretations or inferences based upon such uses.</w:t>
+      </w:r>
+    </w:p>
+    <w:bookmarkEnd w:id="44"/>
+    <w:bookmarkStart w:id="45" w:name="funding"/>
+    <w:p>
+      <w:pPr>
+        <w:pStyle w:val="Heading2"/>
+      </w:pPr>
+      <w:r>
+        <w:t xml:space="preserve">Funding</w:t>
+      </w:r>
+    </w:p>
+    <w:p>
+      <w:pPr>
+        <w:pStyle w:val="FirstParagraph"/>
+      </w:pPr>
+      <w:r>
+        <w:t xml:space="preserve">This research received no specific grant from any funding agency in the public, commercial, or not-for-profit sectors.</w:t>
+      </w:r>
+    </w:p>
+    <w:bookmarkEnd w:id="45"/>
+    <w:bookmarkStart w:id="46" w:name="competing-interests"/>
+    <w:p>
+      <w:pPr>
+        <w:pStyle w:val="Heading2"/>
+      </w:pPr>
+      <w:r>
+        <w:t xml:space="preserve">Competing interests</w:t>
+      </w:r>
+    </w:p>
+    <w:p>
+      <w:pPr>
+        <w:pStyle w:val="FirstParagraph"/>
+      </w:pPr>
+      <w:r>
+        <w:t xml:space="preserve">The authors have no relevant financial or non-financial competing interests to declare.</w:t>
+      </w:r>
+    </w:p>
+    <w:bookmarkEnd w:id="46"/>
+    <w:bookmarkStart w:id="47" w:name="ethics-approval"/>
+    <w:p>
+      <w:pPr>
+        <w:pStyle w:val="Heading2"/>
+      </w:pPr>
+      <w:r>
+        <w:t xml:space="preserve">Ethics approval</w:t>
+      </w:r>
+    </w:p>
+    <w:p>
+      <w:pPr>
+        <w:pStyle w:val="FirstParagraph"/>
+      </w:pPr>
+      <w:r>
+        <w:t xml:space="preserve">This study analyses secondary, de-identified, publicly available firm-level survey data (World Bank Enterprise Surveys) and did not involve human participants or animals; ethics approval was not required.</w:t>
+      </w:r>
+    </w:p>
+    <w:bookmarkEnd w:id="47"/>
+    <w:bookmarkStart w:id="49" w:name="data-availability-statement"/>
+    <w:p>
+      <w:pPr>
+        <w:pStyle w:val="Heading2"/>
+      </w:pPr>
+      <w:r>
+        <w:t xml:space="preserve">Data availability statement</w:t>
+      </w:r>
+    </w:p>
+    <w:p>
+      <w:pPr>
+        <w:pStyle w:val="FirstParagraph"/>
+      </w:pPr>
+      <w:r>
+        <w:t xml:space="preserve">The World Bank Enterprise Survey (WBES) microdata for Japan (2025) analysed in this study are publicly available at</w:t>
+      </w:r>
+      <w:r>
+        <w:t xml:space="preserve"> </w:t>
+      </w:r>
+      <w:hyperlink r:id="rId48">
+        <w:r>
+          <w:rPr>
+            <w:rStyle w:val="Hyperlink"/>
+          </w:rPr>
+          <w:t xml:space="preserve">https://www.enterprisesurveys.org</w:t>
+        </w:r>
+      </w:hyperlink>
+      <w:r>
+        <w:t xml:space="preserve"> </w:t>
+      </w:r>
+      <w:r>
+        <w:t xml:space="preserve">subject to World Bank registration. Replication materials are available from the authors upon reasonable request, to the extent permitted by the WBES Data Access Protocol.</w:t>
+      </w:r>
+    </w:p>
+    <w:bookmarkEnd w:id="49"/>
+    <w:bookmarkStart w:id="50" w:name="Xa6ff8e54395812bd8a1d49fa16c25a1d6a46bbb"/>
+    <w:p>
+      <w:pPr>
+        <w:pStyle w:val="Heading2"/>
+      </w:pPr>
+      <w:r>
+        <w:t xml:space="preserve">Declaration of Generative AI in the Writing Process</w:t>
+      </w:r>
+    </w:p>
+    <w:p>
+      <w:pPr>
+        <w:pStyle w:val="FirstParagraph"/>
+      </w:pPr>
+      <w:r>
+        <w:t xml:space="preserve">During the preparation of this work the authors used generative AI tools to assist with language editing and formatting. The authors reviewed and edited the content as needed and take full responsibility for the content of the publication.</w:t>
+      </w:r>
+    </w:p>
+    <w:bookmarkEnd w:id="50"/>
+    <w:bookmarkStart w:id="51" w:name="references"/>
     <w:p>
       <w:pPr>
         <w:pStyle w:val="Heading2"/>
@@ -4404,7 +4475,7 @@
         <w:t xml:space="preserve"> </w:t>
       </w:r>
       <w:r>
-        <w:t xml:space="preserve">(Vol. 2, pp. 259–286). Emerald.</w:t>
+        <w:t xml:space="preserve">(Vol. 2, pp. 259–286). Emerald.</w:t>
       </w:r>
     </w:p>
     <w:p>
@@ -4706,7 +4777,7 @@
         <w:pStyle w:val="BodyText"/>
       </w:pPr>
       <w:r>
-        <w:t xml:space="preserve">Magoshi, E., &amp; Chang, E. (2009). Diversity management and the effects on employees’ organizational commitment: Evidence from Japan and Korea.</w:t>
+        <w:t xml:space="preserve">Magoshi, E., &amp; Chang, E. (2009). Diversity management and the effects on employees' organizational commitment: Evidence from Japan and Korea.</w:t>
       </w:r>
       <w:r>
         <w:t xml:space="preserve"> </w:t>
@@ -5040,8 +5111,8 @@
         <w:t xml:space="preserve">[Data file]. World Bank Enterprise Surveys.</w:t>
       </w:r>
     </w:p>
-    <w:bookmarkEnd w:id="44"/>
-    <w:bookmarkEnd w:id="45"/>
+    <w:bookmarkEnd w:id="51"/>
+    <w:bookmarkEnd w:id="52"/>
     <w:sectPr>
       <w:pgSz w:h="16838" w:w="11906"/>
       <w:pgMar w:bottom="1417" w:left="1417" w:right="1417" w:top="1417"/>
